--- a/docs/vychitka/wd2/WD2_ot_vas.docx
+++ b/docs/vychitka/wd2/WD2_ot_vas.docx
@@ -2,7 +2,7 @@
 <file path=word/document.xml><?xml version="1.0" encoding="utf-8"?>
 <w:document xmlns:w="http://schemas.openxmlformats.org/wordprocessingml/2006/main" xmlns:m="http://schemas.openxmlformats.org/officeDocument/2006/math" xmlns:r="http://schemas.openxmlformats.org/officeDocument/2006/relationships" xmlns:o="urn:schemas-microsoft-com:office:office" xmlns:v="urn:schemas-microsoft-com:vml" xmlns:w10="urn:schemas-microsoft-com:office:word" xmlns:a="http://schemas.openxmlformats.org/drawingml/2006/main" xmlns:pic="http://schemas.openxmlformats.org/drawingml/2006/picture" xmlns:wp="http://schemas.openxmlformats.org/drawingml/2006/wordprocessingDrawing">
   <w:body>
-    <w:bookmarkStart w:id="24" w:name="wow-dragon-2-что-нужно-от-вас"/>
+    <w:bookmarkStart w:id="74" w:name="wow-dragon-2-что-нужно-от-вас"/>
     <w:p>
       <w:pPr>
         <w:pStyle w:val="Heading1"/>
@@ -925,7 +925,7 @@
       </w:tr>
     </w:tbl>
     <w:bookmarkEnd w:id="21"/>
-    <w:bookmarkStart w:id="22" w:name="Xfecbfd5797da5c1bbf44e74fdd00c954ca75c74"/>
+    <w:bookmarkStart w:id="42" w:name="Xfecbfd5797da5c1bbf44e74fdd00c954ca75c74"/>
     <w:p>
       <w:pPr>
         <w:pStyle w:val="Heading2"/>
@@ -1082,9 +1082,14 @@
               <w:pStyle w:val="Compact"/>
               <w:jc w:val="left"/>
             </w:pPr>
-            <w:r>
-              <w:t xml:space="preserve">https://drive.google.com/file/d/1p8GtOKzGD-elwHw_Vgua6WwEe7aEwU-S/view</w:t>
-            </w:r>
+            <w:hyperlink r:id="rId22">
+              <w:r>
+                <w:rPr>
+                  <w:rStyle w:val="Hyperlink"/>
+                </w:rPr>
+                <w:t xml:space="preserve">открыть</w:t>
+              </w:r>
+            </w:hyperlink>
           </w:p>
         </w:tc>
         <w:tc>
@@ -1135,9 +1140,14 @@
               <w:pStyle w:val="Compact"/>
               <w:jc w:val="left"/>
             </w:pPr>
-            <w:r>
-              <w:t xml:space="preserve">https://drive.google.com/file/d/1Jw5eawluqKeSmG0Lxn68mX_BRUNEkh9m/view</w:t>
-            </w:r>
+            <w:hyperlink r:id="rId23">
+              <w:r>
+                <w:rPr>
+                  <w:rStyle w:val="Hyperlink"/>
+                </w:rPr>
+                <w:t xml:space="preserve">открыть</w:t>
+              </w:r>
+            </w:hyperlink>
           </w:p>
         </w:tc>
         <w:tc>
@@ -1188,9 +1198,14 @@
               <w:pStyle w:val="Compact"/>
               <w:jc w:val="left"/>
             </w:pPr>
-            <w:r>
-              <w:t xml:space="preserve">https://drive.google.com/file/d/1H8p0ZDjNmyRg9p2E_zdSp_n8N4Dm0KIk/view</w:t>
-            </w:r>
+            <w:hyperlink r:id="rId24">
+              <w:r>
+                <w:rPr>
+                  <w:rStyle w:val="Hyperlink"/>
+                </w:rPr>
+                <w:t xml:space="preserve">открыть</w:t>
+              </w:r>
+            </w:hyperlink>
           </w:p>
         </w:tc>
         <w:tc>
@@ -1241,9 +1256,14 @@
               <w:pStyle w:val="Compact"/>
               <w:jc w:val="left"/>
             </w:pPr>
-            <w:r>
-              <w:t xml:space="preserve">https://drive.google.com/file/d/1O5yekmG7-oeGfa47em1yN8BPonOUfulU/view</w:t>
-            </w:r>
+            <w:hyperlink r:id="rId25">
+              <w:r>
+                <w:rPr>
+                  <w:rStyle w:val="Hyperlink"/>
+                </w:rPr>
+                <w:t xml:space="preserve">открыть</w:t>
+              </w:r>
+            </w:hyperlink>
           </w:p>
         </w:tc>
         <w:tc>
@@ -1294,9 +1314,14 @@
               <w:pStyle w:val="Compact"/>
               <w:jc w:val="left"/>
             </w:pPr>
-            <w:r>
-              <w:t xml:space="preserve">https://drive.google.com/file/d/1PzXVII5VKr17s9JEQShfxy27zkfXVE9x/view</w:t>
-            </w:r>
+            <w:hyperlink r:id="rId26">
+              <w:r>
+                <w:rPr>
+                  <w:rStyle w:val="Hyperlink"/>
+                </w:rPr>
+                <w:t xml:space="preserve">открыть</w:t>
+              </w:r>
+            </w:hyperlink>
           </w:p>
         </w:tc>
         <w:tc>
@@ -1347,9 +1372,14 @@
               <w:pStyle w:val="Compact"/>
               <w:jc w:val="left"/>
             </w:pPr>
-            <w:r>
-              <w:t xml:space="preserve">https://drive.google.com/file/d/1mm1ItTBC1-CgbpaYS_FPVULWCrcK1vJa/view</w:t>
-            </w:r>
+            <w:hyperlink r:id="rId27">
+              <w:r>
+                <w:rPr>
+                  <w:rStyle w:val="Hyperlink"/>
+                </w:rPr>
+                <w:t xml:space="preserve">открыть</w:t>
+              </w:r>
+            </w:hyperlink>
           </w:p>
         </w:tc>
         <w:tc>
@@ -1400,9 +1430,14 @@
               <w:pStyle w:val="Compact"/>
               <w:jc w:val="left"/>
             </w:pPr>
-            <w:r>
-              <w:t xml:space="preserve">https://drive.google.com/file/d/1RX04CsM-6UyKGXJMrHhpYnk3P4WvfWpV/view</w:t>
-            </w:r>
+            <w:hyperlink r:id="rId28">
+              <w:r>
+                <w:rPr>
+                  <w:rStyle w:val="Hyperlink"/>
+                </w:rPr>
+                <w:t xml:space="preserve">открыть</w:t>
+              </w:r>
+            </w:hyperlink>
           </w:p>
         </w:tc>
         <w:tc>
@@ -1453,9 +1488,14 @@
               <w:pStyle w:val="Compact"/>
               <w:jc w:val="left"/>
             </w:pPr>
-            <w:r>
-              <w:t xml:space="preserve">https://drive.google.com/file/d/1okdIjTn1UT_2f-mO2raa1iEzA5DGBEH_/view</w:t>
-            </w:r>
+            <w:hyperlink r:id="rId29">
+              <w:r>
+                <w:rPr>
+                  <w:rStyle w:val="Hyperlink"/>
+                </w:rPr>
+                <w:t xml:space="preserve">открыть</w:t>
+              </w:r>
+            </w:hyperlink>
           </w:p>
         </w:tc>
         <w:tc>
@@ -1506,9 +1546,14 @@
               <w:pStyle w:val="Compact"/>
               <w:jc w:val="left"/>
             </w:pPr>
-            <w:r>
-              <w:t xml:space="preserve">https://drive.google.com/file/d/1t0eLtl2w-Y5ZSBkyBARnaI5oJOZkuGxr/view</w:t>
-            </w:r>
+            <w:hyperlink r:id="rId30">
+              <w:r>
+                <w:rPr>
+                  <w:rStyle w:val="Hyperlink"/>
+                </w:rPr>
+                <w:t xml:space="preserve">открыть</w:t>
+              </w:r>
+            </w:hyperlink>
           </w:p>
         </w:tc>
         <w:tc>
@@ -1559,9 +1604,14 @@
               <w:pStyle w:val="Compact"/>
               <w:jc w:val="left"/>
             </w:pPr>
-            <w:r>
-              <w:t xml:space="preserve">https://drive.google.com/file/d/1NxQ-Mwj6R_YnIzUyrhbqwqpLhQp21JrB/view</w:t>
-            </w:r>
+            <w:hyperlink r:id="rId31">
+              <w:r>
+                <w:rPr>
+                  <w:rStyle w:val="Hyperlink"/>
+                </w:rPr>
+                <w:t xml:space="preserve">открыть</w:t>
+              </w:r>
+            </w:hyperlink>
           </w:p>
         </w:tc>
         <w:tc>
@@ -1612,9 +1662,14 @@
               <w:pStyle w:val="Compact"/>
               <w:jc w:val="left"/>
             </w:pPr>
-            <w:r>
-              <w:t xml:space="preserve">https://drive.google.com/file/d/1raC0OPStYvwTuE2STnGU52RhcrLlpfmg/view</w:t>
-            </w:r>
+            <w:hyperlink r:id="rId32">
+              <w:r>
+                <w:rPr>
+                  <w:rStyle w:val="Hyperlink"/>
+                </w:rPr>
+                <w:t xml:space="preserve">открыть</w:t>
+              </w:r>
+            </w:hyperlink>
           </w:p>
         </w:tc>
         <w:tc>
@@ -1665,9 +1720,14 @@
               <w:pStyle w:val="Compact"/>
               <w:jc w:val="left"/>
             </w:pPr>
-            <w:r>
-              <w:t xml:space="preserve">https://drive.google.com/file/d/1qofH2PEt9YfyRA4owCVR_fTy9c9pBfew/view</w:t>
-            </w:r>
+            <w:hyperlink r:id="rId33">
+              <w:r>
+                <w:rPr>
+                  <w:rStyle w:val="Hyperlink"/>
+                </w:rPr>
+                <w:t xml:space="preserve">открыть</w:t>
+              </w:r>
+            </w:hyperlink>
           </w:p>
         </w:tc>
         <w:tc>
@@ -1718,9 +1778,14 @@
               <w:pStyle w:val="Compact"/>
               <w:jc w:val="left"/>
             </w:pPr>
-            <w:r>
-              <w:t xml:space="preserve">https://drive.google.com/file/d/1W29xOHCuTjtDz02CV_RzEGs7qDt7TAQT/view</w:t>
-            </w:r>
+            <w:hyperlink r:id="rId34">
+              <w:r>
+                <w:rPr>
+                  <w:rStyle w:val="Hyperlink"/>
+                </w:rPr>
+                <w:t xml:space="preserve">открыть</w:t>
+              </w:r>
+            </w:hyperlink>
           </w:p>
         </w:tc>
         <w:tc>
@@ -1771,9 +1836,14 @@
               <w:pStyle w:val="Compact"/>
               <w:jc w:val="left"/>
             </w:pPr>
-            <w:r>
-              <w:t xml:space="preserve">https://drive.google.com/file/d/1ZAqrqPmxuWVQ7cK5grMJRwLsd3VWMWcS/view</w:t>
-            </w:r>
+            <w:hyperlink r:id="rId35">
+              <w:r>
+                <w:rPr>
+                  <w:rStyle w:val="Hyperlink"/>
+                </w:rPr>
+                <w:t xml:space="preserve">открыть</w:t>
+              </w:r>
+            </w:hyperlink>
           </w:p>
         </w:tc>
         <w:tc>
@@ -1824,9 +1894,14 @@
               <w:pStyle w:val="Compact"/>
               <w:jc w:val="left"/>
             </w:pPr>
-            <w:r>
-              <w:t xml:space="preserve">https://drive.google.com/file/d/1exIy9hFB_wGeU-wpNWzRbidzjGbQdipV/view</w:t>
-            </w:r>
+            <w:hyperlink r:id="rId36">
+              <w:r>
+                <w:rPr>
+                  <w:rStyle w:val="Hyperlink"/>
+                </w:rPr>
+                <w:t xml:space="preserve">открыть</w:t>
+              </w:r>
+            </w:hyperlink>
           </w:p>
         </w:tc>
         <w:tc>
@@ -1877,9 +1952,14 @@
               <w:pStyle w:val="Compact"/>
               <w:jc w:val="left"/>
             </w:pPr>
-            <w:r>
-              <w:t xml:space="preserve">https://drive.google.com/file/d/13e3hiKzahu8ArnWJ6Ekmk8_Exylx1_fn/view</w:t>
-            </w:r>
+            <w:hyperlink r:id="rId37">
+              <w:r>
+                <w:rPr>
+                  <w:rStyle w:val="Hyperlink"/>
+                </w:rPr>
+                <w:t xml:space="preserve">открыть</w:t>
+              </w:r>
+            </w:hyperlink>
           </w:p>
         </w:tc>
         <w:tc>
@@ -1930,9 +2010,14 @@
               <w:pStyle w:val="Compact"/>
               <w:jc w:val="left"/>
             </w:pPr>
-            <w:r>
-              <w:t xml:space="preserve">https://drive.google.com/file/d/16ALlgdk2xiePydMt9JU1g2HQrrVA8ykl/view</w:t>
-            </w:r>
+            <w:hyperlink r:id="rId38">
+              <w:r>
+                <w:rPr>
+                  <w:rStyle w:val="Hyperlink"/>
+                </w:rPr>
+                <w:t xml:space="preserve">открыть</w:t>
+              </w:r>
+            </w:hyperlink>
           </w:p>
         </w:tc>
         <w:tc>
@@ -1983,9 +2068,14 @@
               <w:pStyle w:val="Compact"/>
               <w:jc w:val="left"/>
             </w:pPr>
-            <w:r>
-              <w:t xml:space="preserve">https://drive.google.com/file/d/1bX7dx0bKFWBz9qrt_Tp6vbeDcltl5jAQ/view</w:t>
-            </w:r>
+            <w:hyperlink r:id="rId39">
+              <w:r>
+                <w:rPr>
+                  <w:rStyle w:val="Hyperlink"/>
+                </w:rPr>
+                <w:t xml:space="preserve">открыть</w:t>
+              </w:r>
+            </w:hyperlink>
           </w:p>
         </w:tc>
         <w:tc>
@@ -2036,9 +2126,14 @@
               <w:pStyle w:val="Compact"/>
               <w:jc w:val="left"/>
             </w:pPr>
-            <w:r>
-              <w:t xml:space="preserve">https://drive.google.com/file/d/1E-g5z_X1zir3VVQ8qkQtRyPN4LwyJipm/view</w:t>
-            </w:r>
+            <w:hyperlink r:id="rId40">
+              <w:r>
+                <w:rPr>
+                  <w:rStyle w:val="Hyperlink"/>
+                </w:rPr>
+                <w:t xml:space="preserve">открыть</w:t>
+              </w:r>
+            </w:hyperlink>
           </w:p>
         </w:tc>
         <w:tc>
@@ -2089,9 +2184,14 @@
               <w:pStyle w:val="Compact"/>
               <w:jc w:val="left"/>
             </w:pPr>
-            <w:r>
-              <w:t xml:space="preserve">https://drive.google.com/file/d/13aklltN4Mu9ux-idj6bJoCw1-mfdbMaI/view</w:t>
-            </w:r>
+            <w:hyperlink r:id="rId41">
+              <w:r>
+                <w:rPr>
+                  <w:rStyle w:val="Hyperlink"/>
+                </w:rPr>
+                <w:t xml:space="preserve">открыть</w:t>
+              </w:r>
+            </w:hyperlink>
           </w:p>
         </w:tc>
         <w:tc>
@@ -2108,8 +2208,8 @@
         </w:tc>
       </w:tr>
     </w:tbl>
-    <w:bookmarkEnd w:id="22"/>
-    <w:bookmarkStart w:id="23" w:name="комиксы"/>
+    <w:bookmarkEnd w:id="42"/>
+    <w:bookmarkStart w:id="73" w:name="комиксы"/>
     <w:p>
       <w:pPr>
         <w:pStyle w:val="Heading2"/>
@@ -2350,8 +2450,131 @@
               <w:jc w:val="left"/>
             </w:pPr>
             <w:r>
-              <w:t xml:space="preserve">файлы в папке урока: 1 https://drive.google.com/file/d/1aMEyM7RfmTuTAV37E_M5Vam90JbggA4a/view, 2 https://drive.google.com/file/d/1c4ec03T4YIqGNoaO_xhto0VsBQWsgDl8/view, 3 https://drive.google.com/file/d/1iEW53bYY7ISSbJ3T88BTOQOfCyk8r_Xs/view, 4 https://drive.google.com/file/d/183MEIoDxb3sIxI2JsUfgkjzaAAi-JeCD/view, 5 https://drive.google.com/file/d/1Gc9ta576b_efP2GH3AZ_mVbOjeXZVsUf/view, 6 https://drive.google.com/file/d/1docmSt6bmDS9IfpGR7rTjsRClHZeA0CB/view, 7 https://drive.google.com/file/d/1D1nshWajYR0dijHF4YLtfVHoD80pVPl2/view, 8 https://drive.google.com/file/d/1QeazPKcLQzbV0YHEL_yWA81BabkZh-or/view, 9 https://drive.google.com/file/d/1WHV6aFLjaqYoKxyf5w1JAKX1ZJweZckA/view</w:t>
-            </w:r>
+              <w:t xml:space="preserve">файлы в папке урока: 1</w:t>
+            </w:r>
+            <w:r>
+              <w:t xml:space="preserve"> </w:t>
+            </w:r>
+            <w:hyperlink r:id="rId43">
+              <w:r>
+                <w:rPr>
+                  <w:rStyle w:val="Hyperlink"/>
+                </w:rPr>
+                <w:t xml:space="preserve">открыть</w:t>
+              </w:r>
+            </w:hyperlink>
+            <w:r>
+              <w:t xml:space="preserve">, 2</w:t>
+            </w:r>
+            <w:r>
+              <w:t xml:space="preserve"> </w:t>
+            </w:r>
+            <w:hyperlink r:id="rId44">
+              <w:r>
+                <w:rPr>
+                  <w:rStyle w:val="Hyperlink"/>
+                </w:rPr>
+                <w:t xml:space="preserve">открыть</w:t>
+              </w:r>
+            </w:hyperlink>
+            <w:r>
+              <w:t xml:space="preserve">, 3</w:t>
+            </w:r>
+            <w:r>
+              <w:t xml:space="preserve"> </w:t>
+            </w:r>
+            <w:hyperlink r:id="rId45">
+              <w:r>
+                <w:rPr>
+                  <w:rStyle w:val="Hyperlink"/>
+                </w:rPr>
+                <w:t xml:space="preserve">открыть</w:t>
+              </w:r>
+            </w:hyperlink>
+            <w:r>
+              <w:t xml:space="preserve">, 4</w:t>
+            </w:r>
+            <w:r>
+              <w:t xml:space="preserve"> </w:t>
+            </w:r>
+            <w:hyperlink r:id="rId46">
+              <w:r>
+                <w:rPr>
+                  <w:rStyle w:val="Hyperlink"/>
+                </w:rPr>
+                <w:t xml:space="preserve">открыть</w:t>
+              </w:r>
+            </w:hyperlink>
+            <w:r>
+              <w:t xml:space="preserve">, 5</w:t>
+            </w:r>
+            <w:r>
+              <w:t xml:space="preserve"> </w:t>
+            </w:r>
+            <w:hyperlink r:id="rId47">
+              <w:r>
+                <w:rPr>
+                  <w:rStyle w:val="Hyperlink"/>
+                </w:rPr>
+                <w:t xml:space="preserve">открыть</w:t>
+              </w:r>
+            </w:hyperlink>
+            <w:r>
+              <w:t xml:space="preserve">, 6</w:t>
+            </w:r>
+            <w:r>
+              <w:t xml:space="preserve"> </w:t>
+            </w:r>
+            <w:hyperlink r:id="rId48">
+              <w:r>
+                <w:rPr>
+                  <w:rStyle w:val="Hyperlink"/>
+                </w:rPr>
+                <w:t xml:space="preserve">открыть</w:t>
+              </w:r>
+            </w:hyperlink>
+            <w:r>
+              <w:t xml:space="preserve">, 7</w:t>
+            </w:r>
+            <w:r>
+              <w:t xml:space="preserve"> </w:t>
+            </w:r>
+            <w:hyperlink r:id="rId49">
+              <w:r>
+                <w:rPr>
+                  <w:rStyle w:val="Hyperlink"/>
+                </w:rPr>
+                <w:t xml:space="preserve">открыть</w:t>
+              </w:r>
+            </w:hyperlink>
+            <w:r>
+              <w:t xml:space="preserve">, 8</w:t>
+            </w:r>
+            <w:r>
+              <w:t xml:space="preserve"> </w:t>
+            </w:r>
+            <w:hyperlink r:id="rId50">
+              <w:r>
+                <w:rPr>
+                  <w:rStyle w:val="Hyperlink"/>
+                </w:rPr>
+                <w:t xml:space="preserve">открыть</w:t>
+              </w:r>
+            </w:hyperlink>
+            <w:r>
+              <w:t xml:space="preserve">, 9</w:t>
+            </w:r>
+            <w:r>
+              <w:t xml:space="preserve"> </w:t>
+            </w:r>
+            <w:hyperlink r:id="rId51">
+              <w:r>
+                <w:rPr>
+                  <w:rStyle w:val="Hyperlink"/>
+                </w:rPr>
+                <w:t xml:space="preserve">открыть</w:t>
+              </w:r>
+            </w:hyperlink>
           </w:p>
         </w:tc>
         <w:tc>
@@ -2412,7 +2635,24 @@
               <w:jc w:val="left"/>
             </w:pPr>
             <w:r>
-              <w:t xml:space="preserve">папка https://drive.google.com/drive/folders/1UumOe-WeFDkz6yotdY1Rw6vEaHVIfWu0 — все mp3</w:t>
+              <w:t xml:space="preserve">папка</w:t>
+            </w:r>
+            <w:r>
+              <w:t xml:space="preserve"> </w:t>
+            </w:r>
+            <w:hyperlink r:id="rId52">
+              <w:r>
+                <w:rPr>
+                  <w:rStyle w:val="Hyperlink"/>
+                </w:rPr>
+                <w:t xml:space="preserve">открыть</w:t>
+              </w:r>
+            </w:hyperlink>
+            <w:r>
+              <w:t xml:space="preserve"> </w:t>
+            </w:r>
+            <w:r>
+              <w:t xml:space="preserve">— все mp3</w:t>
             </w:r>
           </w:p>
         </w:tc>
@@ -2474,7 +2714,24 @@
               <w:jc w:val="left"/>
             </w:pPr>
             <w:r>
-              <w:t xml:space="preserve">папка https://drive.google.com/drive/folders/1Jsdu3myz9jv9iOfWzMWk8JT725r3VBlO — все mp3</w:t>
+              <w:t xml:space="preserve">папка</w:t>
+            </w:r>
+            <w:r>
+              <w:t xml:space="preserve"> </w:t>
+            </w:r>
+            <w:hyperlink r:id="rId53">
+              <w:r>
+                <w:rPr>
+                  <w:rStyle w:val="Hyperlink"/>
+                </w:rPr>
+                <w:t xml:space="preserve">открыть</w:t>
+              </w:r>
+            </w:hyperlink>
+            <w:r>
+              <w:t xml:space="preserve"> </w:t>
+            </w:r>
+            <w:r>
+              <w:t xml:space="preserve">— все mp3</w:t>
             </w:r>
           </w:p>
         </w:tc>
@@ -2536,8 +2793,187 @@
               <w:jc w:val="left"/>
             </w:pPr>
             <w:r>
-              <w:t xml:space="preserve">файлы в папке урока: P1 https://drive.google.com/file/d/11Ppmw0fR-j8LXPmzjlilEdEnUpmcjg5_/view, P2 https://drive.google.com/file/d/1u6eCFF5hGXYPMDueRjQAthDrsFpohm2i/view, P3 https://drive.google.com/file/d/1z5Id7zrHmqg2EulSJonxr5ZwtM7v488P/view, P4 https://drive.google.com/file/d/1NL3Onof3x5PRa9uVpZS5Qw4tlTwjwq4U/view, U1 https://drive.google.com/file/d/1r_26XTH0CaMvDEz3MXbOEsc0Rt9HwunK/view, U2 https://drive.google.com/file/d/1KUh5vY5O6YmOt4tu3cMhVDmTyi4-b7Zj/view, U3 https://drive.google.com/file/d/1ivxnmpRAHrpy0KnWJa3EYQfHx3x95J-M/view, U4 https://drive.google.com/file/d/1TUvldav7TQRK_2iOIti77LKe2DNdDbVM/view, D1 https://drive.google.com/file/d/1nhBiMpttqL3QgpSrdnC784SsUaHGn4Uc/view, D2 https://drive.google.com/file/d/1XH8Sok8wjvMBjGyTqfyd7Oos1egxFc42/view, D3 https://drive.google.com/file/d/1EJ2fwiuVJl7o2DqZmgr2QS_Zg8y1Yx_H/view, G1 https://drive.google.com/file/d/1h29gJrr9Q5DtSJ7HqbNH2iHfCXEN8t-k/view, G2 https://drive.google.com/file/d/1C9BYZK-pP9FsAkh-EaVRz-xqR6GGEEiY/view</w:t>
-            </w:r>
+              <w:t xml:space="preserve">файлы в папке урока: P1</w:t>
+            </w:r>
+            <w:r>
+              <w:t xml:space="preserve"> </w:t>
+            </w:r>
+            <w:hyperlink r:id="rId54">
+              <w:r>
+                <w:rPr>
+                  <w:rStyle w:val="Hyperlink"/>
+                </w:rPr>
+                <w:t xml:space="preserve">открыть</w:t>
+              </w:r>
+            </w:hyperlink>
+            <w:r>
+              <w:t xml:space="preserve">, P2</w:t>
+            </w:r>
+            <w:r>
+              <w:t xml:space="preserve"> </w:t>
+            </w:r>
+            <w:hyperlink r:id="rId55">
+              <w:r>
+                <w:rPr>
+                  <w:rStyle w:val="Hyperlink"/>
+                </w:rPr>
+                <w:t xml:space="preserve">открыть</w:t>
+              </w:r>
+            </w:hyperlink>
+            <w:r>
+              <w:t xml:space="preserve">, P3</w:t>
+            </w:r>
+            <w:r>
+              <w:t xml:space="preserve"> </w:t>
+            </w:r>
+            <w:hyperlink r:id="rId56">
+              <w:r>
+                <w:rPr>
+                  <w:rStyle w:val="Hyperlink"/>
+                </w:rPr>
+                <w:t xml:space="preserve">открыть</w:t>
+              </w:r>
+            </w:hyperlink>
+            <w:r>
+              <w:t xml:space="preserve">, P4</w:t>
+            </w:r>
+            <w:r>
+              <w:t xml:space="preserve"> </w:t>
+            </w:r>
+            <w:hyperlink r:id="rId57">
+              <w:r>
+                <w:rPr>
+                  <w:rStyle w:val="Hyperlink"/>
+                </w:rPr>
+                <w:t xml:space="preserve">открыть</w:t>
+              </w:r>
+            </w:hyperlink>
+            <w:r>
+              <w:t xml:space="preserve">, U1</w:t>
+            </w:r>
+            <w:r>
+              <w:t xml:space="preserve"> </w:t>
+            </w:r>
+            <w:hyperlink r:id="rId58">
+              <w:r>
+                <w:rPr>
+                  <w:rStyle w:val="Hyperlink"/>
+                </w:rPr>
+                <w:t xml:space="preserve">открыть</w:t>
+              </w:r>
+            </w:hyperlink>
+            <w:r>
+              <w:t xml:space="preserve">, U2</w:t>
+            </w:r>
+            <w:r>
+              <w:t xml:space="preserve"> </w:t>
+            </w:r>
+            <w:hyperlink r:id="rId59">
+              <w:r>
+                <w:rPr>
+                  <w:rStyle w:val="Hyperlink"/>
+                </w:rPr>
+                <w:t xml:space="preserve">открыть</w:t>
+              </w:r>
+            </w:hyperlink>
+            <w:r>
+              <w:t xml:space="preserve">, U3</w:t>
+            </w:r>
+            <w:r>
+              <w:t xml:space="preserve"> </w:t>
+            </w:r>
+            <w:hyperlink r:id="rId60">
+              <w:r>
+                <w:rPr>
+                  <w:rStyle w:val="Hyperlink"/>
+                </w:rPr>
+                <w:t xml:space="preserve">открыть</w:t>
+              </w:r>
+            </w:hyperlink>
+            <w:r>
+              <w:t xml:space="preserve">, U4</w:t>
+            </w:r>
+            <w:r>
+              <w:t xml:space="preserve"> </w:t>
+            </w:r>
+            <w:hyperlink r:id="rId61">
+              <w:r>
+                <w:rPr>
+                  <w:rStyle w:val="Hyperlink"/>
+                </w:rPr>
+                <w:t xml:space="preserve">открыть</w:t>
+              </w:r>
+            </w:hyperlink>
+            <w:r>
+              <w:t xml:space="preserve">, D1</w:t>
+            </w:r>
+            <w:r>
+              <w:t xml:space="preserve"> </w:t>
+            </w:r>
+            <w:hyperlink r:id="rId62">
+              <w:r>
+                <w:rPr>
+                  <w:rStyle w:val="Hyperlink"/>
+                </w:rPr>
+                <w:t xml:space="preserve">открыть</w:t>
+              </w:r>
+            </w:hyperlink>
+            <w:r>
+              <w:t xml:space="preserve">, D2</w:t>
+            </w:r>
+            <w:r>
+              <w:t xml:space="preserve"> </w:t>
+            </w:r>
+            <w:hyperlink r:id="rId63">
+              <w:r>
+                <w:rPr>
+                  <w:rStyle w:val="Hyperlink"/>
+                </w:rPr>
+                <w:t xml:space="preserve">открыть</w:t>
+              </w:r>
+            </w:hyperlink>
+            <w:r>
+              <w:t xml:space="preserve">, D3</w:t>
+            </w:r>
+            <w:r>
+              <w:t xml:space="preserve"> </w:t>
+            </w:r>
+            <w:hyperlink r:id="rId64">
+              <w:r>
+                <w:rPr>
+                  <w:rStyle w:val="Hyperlink"/>
+                </w:rPr>
+                <w:t xml:space="preserve">открыть</w:t>
+              </w:r>
+            </w:hyperlink>
+            <w:r>
+              <w:t xml:space="preserve">, G1</w:t>
+            </w:r>
+            <w:r>
+              <w:t xml:space="preserve"> </w:t>
+            </w:r>
+            <w:hyperlink r:id="rId65">
+              <w:r>
+                <w:rPr>
+                  <w:rStyle w:val="Hyperlink"/>
+                </w:rPr>
+                <w:t xml:space="preserve">открыть</w:t>
+              </w:r>
+            </w:hyperlink>
+            <w:r>
+              <w:t xml:space="preserve">, G2</w:t>
+            </w:r>
+            <w:r>
+              <w:t xml:space="preserve"> </w:t>
+            </w:r>
+            <w:hyperlink r:id="rId66">
+              <w:r>
+                <w:rPr>
+                  <w:rStyle w:val="Hyperlink"/>
+                </w:rPr>
+                <w:t xml:space="preserve">открыть</w:t>
+              </w:r>
+            </w:hyperlink>
           </w:p>
         </w:tc>
         <w:tc>
@@ -2598,7 +3034,24 @@
               <w:jc w:val="left"/>
             </w:pPr>
             <w:r>
-              <w:t xml:space="preserve">папка https://drive.google.com/drive/folders/1n123kTWIzehSCkq3YA9n0CquqobA3Ooc — все mp3</w:t>
+              <w:t xml:space="preserve">папка</w:t>
+            </w:r>
+            <w:r>
+              <w:t xml:space="preserve"> </w:t>
+            </w:r>
+            <w:hyperlink r:id="rId67">
+              <w:r>
+                <w:rPr>
+                  <w:rStyle w:val="Hyperlink"/>
+                </w:rPr>
+                <w:t xml:space="preserve">открыть</w:t>
+              </w:r>
+            </w:hyperlink>
+            <w:r>
+              <w:t xml:space="preserve"> </w:t>
+            </w:r>
+            <w:r>
+              <w:t xml:space="preserve">— все mp3</w:t>
             </w:r>
           </w:p>
         </w:tc>
@@ -2636,8 +3089,19 @@
               <w:jc w:val="left"/>
             </w:pPr>
             <w:r>
-              <w:t xml:space="preserve">готовая картинка https://drive.google.com/file/d/1YdCFB16xVfQ2Rj1slLsKJd-TBvlnNy_G/view</w:t>
-            </w:r>
+              <w:t xml:space="preserve">готовая картинка</w:t>
+            </w:r>
+            <w:r>
+              <w:t xml:space="preserve"> </w:t>
+            </w:r>
+            <w:hyperlink r:id="rId68">
+              <w:r>
+                <w:rPr>
+                  <w:rStyle w:val="Hyperlink"/>
+                </w:rPr>
+                <w:t xml:space="preserve">открыть</w:t>
+              </w:r>
+            </w:hyperlink>
           </w:p>
         </w:tc>
         <w:tc>
@@ -2660,7 +3124,24 @@
               <w:jc w:val="left"/>
             </w:pPr>
             <w:r>
-              <w:t xml:space="preserve">папка https://drive.google.com/drive/folders/16G8gSFATO3qSd7mvgNoHJuJ0OcqBu4oz — все mp3</w:t>
+              <w:t xml:space="preserve">папка</w:t>
+            </w:r>
+            <w:r>
+              <w:t xml:space="preserve"> </w:t>
+            </w:r>
+            <w:hyperlink r:id="rId69">
+              <w:r>
+                <w:rPr>
+                  <w:rStyle w:val="Hyperlink"/>
+                </w:rPr>
+                <w:t xml:space="preserve">открыть</w:t>
+              </w:r>
+            </w:hyperlink>
+            <w:r>
+              <w:t xml:space="preserve"> </w:t>
+            </w:r>
+            <w:r>
+              <w:t xml:space="preserve">— все mp3</w:t>
             </w:r>
           </w:p>
         </w:tc>
@@ -2722,7 +3203,24 @@
               <w:jc w:val="left"/>
             </w:pPr>
             <w:r>
-              <w:t xml:space="preserve">папка https://drive.google.com/drive/folders/1cVQev5G-ipFE7anygkqSpMDujldi-kUo — все mp3</w:t>
+              <w:t xml:space="preserve">папка</w:t>
+            </w:r>
+            <w:r>
+              <w:t xml:space="preserve"> </w:t>
+            </w:r>
+            <w:hyperlink r:id="rId70">
+              <w:r>
+                <w:rPr>
+                  <w:rStyle w:val="Hyperlink"/>
+                </w:rPr>
+                <w:t xml:space="preserve">открыть</w:t>
+              </w:r>
+            </w:hyperlink>
+            <w:r>
+              <w:t xml:space="preserve"> </w:t>
+            </w:r>
+            <w:r>
+              <w:t xml:space="preserve">— все mp3</w:t>
             </w:r>
           </w:p>
         </w:tc>
@@ -2784,7 +3282,24 @@
               <w:jc w:val="left"/>
             </w:pPr>
             <w:r>
-              <w:t xml:space="preserve">папка https://drive.google.com/drive/folders/1BHT9OKoEo-4iw950i2n-MgMF-b1LQOju — все mp3</w:t>
+              <w:t xml:space="preserve">папка</w:t>
+            </w:r>
+            <w:r>
+              <w:t xml:space="preserve"> </w:t>
+            </w:r>
+            <w:hyperlink r:id="rId71">
+              <w:r>
+                <w:rPr>
+                  <w:rStyle w:val="Hyperlink"/>
+                </w:rPr>
+                <w:t xml:space="preserve">открыть</w:t>
+              </w:r>
+            </w:hyperlink>
+            <w:r>
+              <w:t xml:space="preserve"> </w:t>
+            </w:r>
+            <w:r>
+              <w:t xml:space="preserve">— все mp3</w:t>
             </w:r>
           </w:p>
         </w:tc>
@@ -2846,7 +3361,24 @@
               <w:jc w:val="left"/>
             </w:pPr>
             <w:r>
-              <w:t xml:space="preserve">папка https://drive.google.com/drive/folders/1r5MWpJef0LGYLICnOE5PXxoIaUAvimVq — все mp3</w:t>
+              <w:t xml:space="preserve">папка</w:t>
+            </w:r>
+            <w:r>
+              <w:t xml:space="preserve"> </w:t>
+            </w:r>
+            <w:hyperlink r:id="rId72">
+              <w:r>
+                <w:rPr>
+                  <w:rStyle w:val="Hyperlink"/>
+                </w:rPr>
+                <w:t xml:space="preserve">открыть</w:t>
+              </w:r>
+            </w:hyperlink>
+            <w:r>
+              <w:t xml:space="preserve"> </w:t>
+            </w:r>
+            <w:r>
+              <w:t xml:space="preserve">— все mp3</w:t>
             </w:r>
           </w:p>
         </w:tc>
@@ -2872,8 +3404,8 @@
         <w:t xml:space="preserve">Если номер слайда не указан — комикс в презентации идёт подряд несколькими слайдами с репликами героев; возьмите их все.</w:t>
       </w:r>
     </w:p>
-    <w:bookmarkEnd w:id="23"/>
-    <w:bookmarkEnd w:id="24"/>
+    <w:bookmarkEnd w:id="73"/>
+    <w:bookmarkEnd w:id="74"/>
     <w:sectPr/>
   </w:body>
 </w:document>

--- a/docs/vychitka/wd2/WD2_ot_vas.docx
+++ b/docs/vychitka/wd2/WD2_ot_vas.docx
@@ -417,7 +417,7 @@
     <w:tbl>
       <w:tblPr>
         <w:tblStyle w:val="Table"/>
-        <w:tblW w:type="pct" w:w="5000"/>
+        <w:tblW w:type="auto" w:w="0"/>
         <w:tblLook w:firstRow="1" w:lastRow="0" w:firstColumn="0" w:lastColumn="0" w:noHBand="0" w:noVBand="0" w:val="0020"/>
         <w:jc w:val="start"/>
       </w:tblPr>
@@ -906,19 +906,19 @@
               <w:jc w:val="left"/>
             </w:pPr>
             <w:r>
-              <w:t xml:space="preserve">б6</w:t>
-            </w:r>
-          </w:p>
-        </w:tc>
-        <w:tc>
-          <w:tcPr/>
-          <w:p>
-            <w:pPr>
-              <w:pStyle w:val="Compact"/>
-              <w:jc w:val="left"/>
-            </w:pPr>
-            <w:r>
-              <w:t xml:space="preserve">«TH» — позже: когда придёт карточка TH, я переделаю б6 в «Послушай и найди буквы»</w:t>
+              <w:t xml:space="preserve">б6 «Послушай и найди буквы»</w:t>
+            </w:r>
+          </w:p>
+        </w:tc>
+        <w:tc>
+          <w:tcPr/>
+          <w:p>
+            <w:pPr>
+              <w:pStyle w:val="Compact"/>
+              <w:jc w:val="left"/>
+            </w:pPr>
+            <w:r>
+              <w:t xml:space="preserve">вопрос 1: «TH»; вопрос 2: «th»</w:t>
             </w:r>
           </w:p>
         </w:tc>

--- a/docs/vychitka/wd2/WD2_ot_vas.docx
+++ b/docs/vychitka/wd2/WD2_ot_vas.docx
@@ -2,7 +2,7 @@
 <file path=word/document.xml><?xml version="1.0" encoding="utf-8"?>
 <w:document xmlns:w="http://schemas.openxmlformats.org/wordprocessingml/2006/main" xmlns:m="http://schemas.openxmlformats.org/officeDocument/2006/math" xmlns:r="http://schemas.openxmlformats.org/officeDocument/2006/relationships" xmlns:o="urn:schemas-microsoft-com:office:office" xmlns:v="urn:schemas-microsoft-com:vml" xmlns:w10="urn:schemas-microsoft-com:office:word" xmlns:a="http://schemas.openxmlformats.org/drawingml/2006/main" xmlns:pic="http://schemas.openxmlformats.org/drawingml/2006/picture" xmlns:wp="http://schemas.openxmlformats.org/drawingml/2006/wordprocessingDrawing">
   <w:body>
-    <w:bookmarkStart w:id="74" w:name="wow-dragon-2-что-нужно-от-вас"/>
+    <w:bookmarkStart w:id="44" w:name="wow-dragon-2-что-нужно-от-вас"/>
     <w:p>
       <w:pPr>
         <w:pStyle w:val="Heading1"/>
@@ -173,6 +173,82 @@
               <w:jc w:val="left"/>
             </w:pPr>
             <w:r>
+              <w:t xml:space="preserve">✅ сделано, вставлено</w:t>
+            </w:r>
+          </w:p>
+        </w:tc>
+      </w:tr>
+      <w:tr>
+        <w:tc>
+          <w:tcPr/>
+          <w:p>
+            <w:pPr>
+              <w:pStyle w:val="Compact"/>
+              <w:jc w:val="left"/>
+            </w:pPr>
+            <w:r>
+              <w:t xml:space="preserve">3</w:t>
+            </w:r>
+          </w:p>
+        </w:tc>
+        <w:tc>
+          <w:tcPr/>
+          <w:p>
+            <w:pPr>
+              <w:pStyle w:val="Compact"/>
+              <w:jc w:val="left"/>
+            </w:pPr>
+            <w:r>
+              <w:t xml:space="preserve">Комиксы: картинки и аудио реплик</w:t>
+            </w:r>
+          </w:p>
+        </w:tc>
+        <w:tc>
+          <w:tcPr/>
+          <w:p>
+            <w:pPr>
+              <w:pStyle w:val="Compact"/>
+              <w:jc w:val="left"/>
+            </w:pPr>
+            <w:r>
+              <w:t xml:space="preserve">✅ сделано, вставлено</w:t>
+            </w:r>
+          </w:p>
+        </w:tc>
+      </w:tr>
+      <w:tr>
+        <w:tc>
+          <w:tcPr/>
+          <w:p>
+            <w:pPr>
+              <w:pStyle w:val="Compact"/>
+              <w:jc w:val="left"/>
+            </w:pPr>
+            <w:r>
+              <w:t xml:space="preserve">3а</w:t>
+            </w:r>
+          </w:p>
+        </w:tc>
+        <w:tc>
+          <w:tcPr/>
+          <w:p>
+            <w:pPr>
+              <w:pStyle w:val="Compact"/>
+              <w:jc w:val="left"/>
+            </w:pPr>
+            <w:r>
+              <w:t xml:space="preserve">Посмотреть комиксы и задания по ним в 9 домашках (раздел 3) — подходит ли, верно ли сопоставлены реплики</w:t>
+            </w:r>
+          </w:p>
+        </w:tc>
+        <w:tc>
+          <w:tcPr/>
+          <w:p>
+            <w:pPr>
+              <w:pStyle w:val="Compact"/>
+              <w:jc w:val="left"/>
+            </w:pPr>
+            <w:r>
               <w:t xml:space="preserve">☐</w:t>
             </w:r>
           </w:p>
@@ -187,44 +263,6 @@
               <w:jc w:val="left"/>
             </w:pPr>
             <w:r>
-              <w:t xml:space="preserve">3</w:t>
-            </w:r>
-          </w:p>
-        </w:tc>
-        <w:tc>
-          <w:tcPr/>
-          <w:p>
-            <w:pPr>
-              <w:pStyle w:val="Compact"/>
-              <w:jc w:val="left"/>
-            </w:pPr>
-            <w:r>
-              <w:t xml:space="preserve">Комиксы (раздел 3): сохранить картинкой слайды комикса из презентации урока, назвать по таблице, положить в одну папку на Google Диске; аудио реплик — в бакет, как в п. 2</w:t>
-            </w:r>
-          </w:p>
-        </w:tc>
-        <w:tc>
-          <w:tcPr/>
-          <w:p>
-            <w:pPr>
-              <w:pStyle w:val="Compact"/>
-              <w:jc w:val="left"/>
-            </w:pPr>
-            <w:r>
-              <w:t xml:space="preserve">☐</w:t>
-            </w:r>
-          </w:p>
-        </w:tc>
-      </w:tr>
-      <w:tr>
-        <w:tc>
-          <w:tcPr/>
-          <w:p>
-            <w:pPr>
-              <w:pStyle w:val="Compact"/>
-              <w:jc w:val="left"/>
-            </w:pPr>
-            <w:r>
               <w:t xml:space="preserve">4</w:t>
             </w:r>
           </w:p>
@@ -237,7 +275,45 @@
               <w:jc w:val="left"/>
             </w:pPr>
             <w:r>
-              <w:t xml:space="preserve">Сгенерировать картинки по промптам (прислал в чат, файл</w:t>
+              <w:t xml:space="preserve">Сгенерировать картинки по промптам</w:t>
+            </w:r>
+          </w:p>
+        </w:tc>
+        <w:tc>
+          <w:tcPr/>
+          <w:p>
+            <w:pPr>
+              <w:pStyle w:val="Compact"/>
+              <w:jc w:val="left"/>
+            </w:pPr>
+            <w:r>
+              <w:t xml:space="preserve">✅ сделано, вставлено</w:t>
+            </w:r>
+          </w:p>
+        </w:tc>
+      </w:tr>
+      <w:tr>
+        <w:tc>
+          <w:tcPr/>
+          <w:p>
+            <w:pPr>
+              <w:pStyle w:val="Compact"/>
+              <w:jc w:val="left"/>
+            </w:pPr>
+            <w:r>
+              <w:t xml:space="preserve">5</w:t>
+            </w:r>
+          </w:p>
+        </w:tc>
+        <w:tc>
+          <w:tcPr/>
+          <w:p>
+            <w:pPr>
+              <w:pStyle w:val="Compact"/>
+              <w:jc w:val="left"/>
+            </w:pPr>
+            <w:r>
+              <w:t xml:space="preserve">Удалить временное правило загрузки в SQL Editor:</w:t>
             </w:r>
             <w:r>
               <w:t xml:space="preserve"> </w:t>
@@ -246,48 +322,13 @@
               <w:rPr>
                 <w:rStyle w:val="VerbatimChar"/>
               </w:rPr>
-              <w:t xml:space="preserve">docs/vychitka/wd2/prompty.md</w:t>
-            </w:r>
-            <w:r>
-              <w:t xml:space="preserve">) и положить в папку на Google Диске</w:t>
-            </w:r>
-          </w:p>
-        </w:tc>
-        <w:tc>
-          <w:tcPr/>
-          <w:p>
-            <w:pPr>
-              <w:pStyle w:val="Compact"/>
-              <w:jc w:val="left"/>
-            </w:pPr>
-            <w:r>
-              <w:t xml:space="preserve">☐</w:t>
-            </w:r>
-          </w:p>
-        </w:tc>
-      </w:tr>
-      <w:tr>
-        <w:tc>
-          <w:tcPr/>
-          <w:p>
-            <w:pPr>
-              <w:pStyle w:val="Compact"/>
-              <w:jc w:val="left"/>
-            </w:pPr>
-            <w:r>
-              <w:t xml:space="preserve">5</w:t>
-            </w:r>
-          </w:p>
-        </w:tc>
-        <w:tc>
-          <w:tcPr/>
-          <w:p>
-            <w:pPr>
-              <w:pStyle w:val="Compact"/>
-              <w:jc w:val="left"/>
-            </w:pPr>
-            <w:r>
-              <w:t xml:space="preserve">Написать мне: «аудио в бакете», «комиксы и картинки в папке …» — я всё вставлю и покажу картинки контактным листом</w:t>
+              <w:t xml:space="preserve">drop policy tmp_sm2_media_upload on storage.objects;</w:t>
+            </w:r>
+            <w:r>
+              <w:t xml:space="preserve"> </w:t>
+            </w:r>
+            <w:r>
+              <w:t xml:space="preserve">(оно уже выключено, загрузить через него ничего нельзя — это уборка)</w:t>
             </w:r>
           </w:p>
         </w:tc>
@@ -2209,13 +2250,13 @@
       </w:tr>
     </w:tbl>
     <w:bookmarkEnd w:id="42"/>
-    <w:bookmarkStart w:id="73" w:name="комиксы"/>
+    <w:bookmarkStart w:id="43" w:name="комиксы-посмотреть"/>
     <w:p>
       <w:pPr>
         <w:pStyle w:val="Heading2"/>
       </w:pPr>
       <w:r>
-        <w:t xml:space="preserve">3. Комиксы</w:t>
+        <w:t xml:space="preserve">3. Комиксы — посмотреть</w:t>
       </w:r>
     </w:p>
     <w:p>
@@ -2223,107 +2264,7 @@
         <w:pStyle w:val="FirstParagraph"/>
       </w:pPr>
       <w:r>
-        <w:rPr>
-          <w:bCs/>
-          <w:b/>
-        </w:rPr>
-        <w:t xml:space="preserve">Картинки.</w:t>
-      </w:r>
-      <w:r>
-        <w:t xml:space="preserve"> </w:t>
-      </w:r>
-      <w:r>
-        <w:t xml:space="preserve">Комиксов отдельными файлами на Диске нет (кроме урока 50) — они на слайдах презентации урока (</w:t>
-      </w:r>
-      <w:r>
-        <w:rPr>
-          <w:rStyle w:val="VerbatimChar"/>
-        </w:rPr>
-        <w:t xml:space="preserve">Wow Dragon 2 Lesson N.pptx</w:t>
-      </w:r>
-      <w:r>
-        <w:t xml:space="preserve"> </w:t>
-      </w:r>
-      <w:r>
-        <w:t xml:space="preserve">в папке урока). Сохраните слайды комикса картинкой (png или jpg), каждый слайд — отдельный файл, и назовите</w:t>
-      </w:r>
-      <w:r>
-        <w:t xml:space="preserve"> </w:t>
-      </w:r>
-      <w:r>
-        <w:rPr>
-          <w:rStyle w:val="VerbatimChar"/>
-        </w:rPr>
-        <w:t xml:space="preserve">wd2_hwN_comic_1</w:t>
-      </w:r>
-      <w:r>
-        <w:t xml:space="preserve">,</w:t>
-      </w:r>
-      <w:r>
-        <w:t xml:space="preserve"> </w:t>
-      </w:r>
-      <w:r>
-        <w:rPr>
-          <w:rStyle w:val="VerbatimChar"/>
-        </w:rPr>
-        <w:t xml:space="preserve">wd2_hwN_comic_2</w:t>
-      </w:r>
-      <w:r>
-        <w:t xml:space="preserve">… по порядку. Положите в папку на Google Диске.</w:t>
-      </w:r>
-    </w:p>
-    <w:p>
-      <w:pPr>
-        <w:pStyle w:val="BodyText"/>
-      </w:pPr>
-      <w:r>
-        <w:rPr>
-          <w:bCs/>
-          <w:b/>
-        </w:rPr>
-        <w:t xml:space="preserve">Аудио реплик.</w:t>
-      </w:r>
-      <w:r>
-        <w:t xml:space="preserve"> </w:t>
-      </w:r>
-      <w:r>
-        <w:t xml:space="preserve">Скачайте все mp3 из указанного места и загрузите в бакет (</w:t>
-      </w:r>
-      <w:r>
-        <w:rPr>
-          <w:rStyle w:val="VerbatimChar"/>
-        </w:rPr>
-        <w:t xml:space="preserve">classroom-media/wow-dragon-2</w:t>
-      </w:r>
-      <w:r>
-        <w:t xml:space="preserve">), добавив к исходному имени приставку:</w:t>
-      </w:r>
-      <w:r>
-        <w:t xml:space="preserve"> </w:t>
-      </w:r>
-      <w:r>
-        <w:rPr>
-          <w:rStyle w:val="VerbatimChar"/>
-        </w:rPr>
-        <w:t xml:space="preserve">D1.mp3</w:t>
-      </w:r>
-      <w:r>
-        <w:t xml:space="preserve"> </w:t>
-      </w:r>
-      <w:r>
-        <w:t xml:space="preserve">→</w:t>
-      </w:r>
-      <w:r>
-        <w:t xml:space="preserve"> </w:t>
-      </w:r>
-      <w:r>
-        <w:rPr>
-          <w:rStyle w:val="VerbatimChar"/>
-        </w:rPr>
-        <w:t xml:space="preserve">wd2_hw18_comic_D1.mp3</w:t>
-      </w:r>
-      <w:r>
-        <w:t xml:space="preserve">. Буквы в именах: D — Дракоша, P — Принцесса, U — Единорог, G — бабушка, B — Doctor Bunny, M — марсиане.</w:t>
+        <w:t xml:space="preserve">В каждой из 9 домашек: блок с самим комиксом (картинка и кнопки «Кадр 1…5» — каждая проигрывает реплики этого кадра подряд, английского текста нет) и 2–3 задания по нему. Где домашка и так длинная (ДЗ 11, 18, 26, 34), заданий два, где был фальшивый комикс (ДЗ 42, 50, 59, 67, 75) — три. Номера блоков — как в редакторе.</w:t>
       </w:r>
     </w:p>
     <w:tbl>
@@ -2334,11 +2275,9 @@
         <w:jc w:val="start"/>
       </w:tblPr>
       <w:tblGrid>
-        <w:gridCol w:w="1584"/>
-        <w:gridCol w:w="1584"/>
-        <w:gridCol w:w="1584"/>
-        <w:gridCol w:w="1584"/>
-        <w:gridCol w:w="1584"/>
+        <w:gridCol w:w="2640"/>
+        <w:gridCol w:w="2640"/>
+        <w:gridCol w:w="2640"/>
       </w:tblGrid>
       <w:tr>
         <w:trPr>
@@ -2364,43 +2303,19 @@
               <w:jc w:val="left"/>
             </w:pPr>
             <w:r>
-              <w:t xml:space="preserve">картинки комикса</w:t>
-            </w:r>
-          </w:p>
-        </w:tc>
-        <w:tc>
-          <w:tcPr/>
-          <w:p>
-            <w:pPr>
-              <w:pStyle w:val="Compact"/>
-              <w:jc w:val="left"/>
-            </w:pPr>
-            <w:r>
-              <w:t xml:space="preserve">имена картинок</w:t>
-            </w:r>
-          </w:p>
-        </w:tc>
-        <w:tc>
-          <w:tcPr/>
-          <w:p>
-            <w:pPr>
-              <w:pStyle w:val="Compact"/>
-              <w:jc w:val="left"/>
-            </w:pPr>
-            <w:r>
-              <w:t xml:space="preserve">аудио реплик</w:t>
-            </w:r>
-          </w:p>
-        </w:tc>
-        <w:tc>
-          <w:tcPr/>
-          <w:p>
-            <w:pPr>
-              <w:pStyle w:val="Compact"/>
-              <w:jc w:val="left"/>
-            </w:pPr>
-            <w:r>
-              <w:t xml:space="preserve">куда поставлю</w:t>
+              <w:t xml:space="preserve">комикс</w:t>
+            </w:r>
+          </w:p>
+        </w:tc>
+        <w:tc>
+          <w:tcPr/>
+          <w:p>
+            <w:pPr>
+              <w:pStyle w:val="Compact"/>
+              <w:jc w:val="left"/>
+            </w:pPr>
+            <w:r>
+              <w:t xml:space="preserve">задания</w:t>
             </w:r>
           </w:p>
         </w:tc>
@@ -2426,166 +2341,19 @@
               <w:jc w:val="left"/>
             </w:pPr>
             <w:r>
-              <w:t xml:space="preserve">.pptx урока 11, слайды 11–16</w:t>
-            </w:r>
-          </w:p>
-        </w:tc>
-        <w:tc>
-          <w:tcPr/>
-          <w:p>
-            <w:pPr>
-              <w:pStyle w:val="Compact"/>
-              <w:jc w:val="left"/>
-            </w:pPr>
-            <w:r>
-              <w:t xml:space="preserve">wd2_hw11_comic_1, _2…</w:t>
-            </w:r>
-          </w:p>
-        </w:tc>
-        <w:tc>
-          <w:tcPr/>
-          <w:p>
-            <w:pPr>
-              <w:pStyle w:val="Compact"/>
-              <w:jc w:val="left"/>
-            </w:pPr>
-            <w:r>
-              <w:t xml:space="preserve">файлы в папке урока: 1</w:t>
-            </w:r>
-            <w:r>
-              <w:t xml:space="preserve"> </w:t>
-            </w:r>
-            <w:hyperlink r:id="rId43">
-              <w:r>
-                <w:rPr>
-                  <w:rStyle w:val="Hyperlink"/>
-                </w:rPr>
-                <w:t xml:space="preserve">открыть</w:t>
-              </w:r>
-            </w:hyperlink>
-            <w:r>
-              <w:t xml:space="preserve">, 2</w:t>
-            </w:r>
-            <w:r>
-              <w:t xml:space="preserve"> </w:t>
-            </w:r>
-            <w:hyperlink r:id="rId44">
-              <w:r>
-                <w:rPr>
-                  <w:rStyle w:val="Hyperlink"/>
-                </w:rPr>
-                <w:t xml:space="preserve">открыть</w:t>
-              </w:r>
-            </w:hyperlink>
-            <w:r>
-              <w:t xml:space="preserve">, 3</w:t>
-            </w:r>
-            <w:r>
-              <w:t xml:space="preserve"> </w:t>
-            </w:r>
-            <w:hyperlink r:id="rId45">
-              <w:r>
-                <w:rPr>
-                  <w:rStyle w:val="Hyperlink"/>
-                </w:rPr>
-                <w:t xml:space="preserve">открыть</w:t>
-              </w:r>
-            </w:hyperlink>
-            <w:r>
-              <w:t xml:space="preserve">, 4</w:t>
-            </w:r>
-            <w:r>
-              <w:t xml:space="preserve"> </w:t>
-            </w:r>
-            <w:hyperlink r:id="rId46">
-              <w:r>
-                <w:rPr>
-                  <w:rStyle w:val="Hyperlink"/>
-                </w:rPr>
-                <w:t xml:space="preserve">открыть</w:t>
-              </w:r>
-            </w:hyperlink>
-            <w:r>
-              <w:t xml:space="preserve">, 5</w:t>
-            </w:r>
-            <w:r>
-              <w:t xml:space="preserve"> </w:t>
-            </w:r>
-            <w:hyperlink r:id="rId47">
-              <w:r>
-                <w:rPr>
-                  <w:rStyle w:val="Hyperlink"/>
-                </w:rPr>
-                <w:t xml:space="preserve">открыть</w:t>
-              </w:r>
-            </w:hyperlink>
-            <w:r>
-              <w:t xml:space="preserve">, 6</w:t>
-            </w:r>
-            <w:r>
-              <w:t xml:space="preserve"> </w:t>
-            </w:r>
-            <w:hyperlink r:id="rId48">
-              <w:r>
-                <w:rPr>
-                  <w:rStyle w:val="Hyperlink"/>
-                </w:rPr>
-                <w:t xml:space="preserve">открыть</w:t>
-              </w:r>
-            </w:hyperlink>
-            <w:r>
-              <w:t xml:space="preserve">, 7</w:t>
-            </w:r>
-            <w:r>
-              <w:t xml:space="preserve"> </w:t>
-            </w:r>
-            <w:hyperlink r:id="rId49">
-              <w:r>
-                <w:rPr>
-                  <w:rStyle w:val="Hyperlink"/>
-                </w:rPr>
-                <w:t xml:space="preserve">открыть</w:t>
-              </w:r>
-            </w:hyperlink>
-            <w:r>
-              <w:t xml:space="preserve">, 8</w:t>
-            </w:r>
-            <w:r>
-              <w:t xml:space="preserve"> </w:t>
-            </w:r>
-            <w:hyperlink r:id="rId50">
-              <w:r>
-                <w:rPr>
-                  <w:rStyle w:val="Hyperlink"/>
-                </w:rPr>
-                <w:t xml:space="preserve">открыть</w:t>
-              </w:r>
-            </w:hyperlink>
-            <w:r>
-              <w:t xml:space="preserve">, 9</w:t>
-            </w:r>
-            <w:r>
-              <w:t xml:space="preserve"> </w:t>
-            </w:r>
-            <w:hyperlink r:id="rId51">
-              <w:r>
-                <w:rPr>
-                  <w:rStyle w:val="Hyperlink"/>
-                </w:rPr>
-                <w:t xml:space="preserve">открыть</w:t>
-              </w:r>
-            </w:hyperlink>
-          </w:p>
-        </w:tc>
-        <w:tc>
-          <w:tcPr/>
-          <w:p>
-            <w:pPr>
-              <w:pStyle w:val="Compact"/>
-              <w:jc w:val="left"/>
-            </w:pPr>
-            <w:r>
-              <w:t xml:space="preserve">новым блоком после б9 (перед устными)</w:t>
+              <w:t xml:space="preserve">б10 «В гостях у бабушки»</w:t>
+            </w:r>
+          </w:p>
+        </w:tc>
+        <w:tc>
+          <w:tcPr/>
+          <w:p>
+            <w:pPr>
+              <w:pStyle w:val="Compact"/>
+              <w:jc w:val="left"/>
+            </w:pPr>
+            <w:r>
+              <w:t xml:space="preserve">б11 Кто это сказал? (3 реплики) · б12 Повтори за героем («Hello! Nice to meet you! My name is Princess!»)</w:t>
             </w:r>
           </w:p>
         </w:tc>
@@ -2611,60 +2379,19 @@
               <w:jc w:val="left"/>
             </w:pPr>
             <w:r>
-              <w:t xml:space="preserve">.pptx урока 18, номер слайда в плане не указан</w:t>
-            </w:r>
-          </w:p>
-        </w:tc>
-        <w:tc>
-          <w:tcPr/>
-          <w:p>
-            <w:pPr>
-              <w:pStyle w:val="Compact"/>
-              <w:jc w:val="left"/>
-            </w:pPr>
-            <w:r>
-              <w:t xml:space="preserve">wd2_hw18_comic_1, _2…</w:t>
-            </w:r>
-          </w:p>
-        </w:tc>
-        <w:tc>
-          <w:tcPr/>
-          <w:p>
-            <w:pPr>
-              <w:pStyle w:val="Compact"/>
-              <w:jc w:val="left"/>
-            </w:pPr>
-            <w:r>
-              <w:t xml:space="preserve">папка</w:t>
-            </w:r>
-            <w:r>
-              <w:t xml:space="preserve"> </w:t>
-            </w:r>
-            <w:hyperlink r:id="rId52">
-              <w:r>
-                <w:rPr>
-                  <w:rStyle w:val="Hyperlink"/>
-                </w:rPr>
-                <w:t xml:space="preserve">открыть</w:t>
-              </w:r>
-            </w:hyperlink>
-            <w:r>
-              <w:t xml:space="preserve"> </w:t>
-            </w:r>
-            <w:r>
-              <w:t xml:space="preserve">— все mp3</w:t>
-            </w:r>
-          </w:p>
-        </w:tc>
-        <w:tc>
-          <w:tcPr/>
-          <w:p>
-            <w:pPr>
-              <w:pStyle w:val="Compact"/>
-              <w:jc w:val="left"/>
-            </w:pPr>
-            <w:r>
-              <w:t xml:space="preserve">новым блоком после б9</w:t>
+              <w:t xml:space="preserve">б10 «Доктор Банни»</w:t>
+            </w:r>
+          </w:p>
+        </w:tc>
+        <w:tc>
+          <w:tcPr/>
+          <w:p>
+            <w:pPr>
+              <w:pStyle w:val="Compact"/>
+              <w:jc w:val="left"/>
+            </w:pPr>
+            <w:r>
+              <w:t xml:space="preserve">б11 Расставь картинки по порядку (кадры 1, 3, 5) · б12 Кто это сказал? (бабушка, Банни, Дракоша)</w:t>
             </w:r>
           </w:p>
         </w:tc>
@@ -2690,60 +2417,19 @@
               <w:jc w:val="left"/>
             </w:pPr>
             <w:r>
-              <w:t xml:space="preserve">.pptx урока 26, номер слайда в плане не указан</w:t>
-            </w:r>
-          </w:p>
-        </w:tc>
-        <w:tc>
-          <w:tcPr/>
-          <w:p>
-            <w:pPr>
-              <w:pStyle w:val="Compact"/>
-              <w:jc w:val="left"/>
-            </w:pPr>
-            <w:r>
-              <w:t xml:space="preserve">wd2_hw26_comic_1, _2…</w:t>
-            </w:r>
-          </w:p>
-        </w:tc>
-        <w:tc>
-          <w:tcPr/>
-          <w:p>
-            <w:pPr>
-              <w:pStyle w:val="Compact"/>
-              <w:jc w:val="left"/>
-            </w:pPr>
-            <w:r>
-              <w:t xml:space="preserve">папка</w:t>
-            </w:r>
-            <w:r>
-              <w:t xml:space="preserve"> </w:t>
-            </w:r>
-            <w:hyperlink r:id="rId53">
-              <w:r>
-                <w:rPr>
-                  <w:rStyle w:val="Hyperlink"/>
-                </w:rPr>
-                <w:t xml:space="preserve">открыть</w:t>
-              </w:r>
-            </w:hyperlink>
-            <w:r>
-              <w:t xml:space="preserve"> </w:t>
-            </w:r>
-            <w:r>
-              <w:t xml:space="preserve">— все mp3</w:t>
-            </w:r>
-          </w:p>
-        </w:tc>
-        <w:tc>
-          <w:tcPr/>
-          <w:p>
-            <w:pPr>
-              <w:pStyle w:val="Compact"/>
-              <w:jc w:val="left"/>
-            </w:pPr>
-            <w:r>
-              <w:t xml:space="preserve">новым блоком после б9</w:t>
+              <w:t xml:space="preserve">б10 «Волшебный мишка»</w:t>
+            </w:r>
+          </w:p>
+        </w:tc>
+        <w:tc>
+          <w:tcPr/>
+          <w:p>
+            <w:pPr>
+              <w:pStyle w:val="Compact"/>
+              <w:jc w:val="left"/>
+            </w:pPr>
+            <w:r>
+              <w:t xml:space="preserve">б11 Послушай и соедини с кадром (3 кадра) · б12 Что ты видишь? (кадр 3)</w:t>
             </w:r>
           </w:p>
         </w:tc>
@@ -2769,222 +2455,19 @@
               <w:jc w:val="left"/>
             </w:pPr>
             <w:r>
-              <w:t xml:space="preserve">.pptx урока 34, слайд 15</w:t>
-            </w:r>
-          </w:p>
-        </w:tc>
-        <w:tc>
-          <w:tcPr/>
-          <w:p>
-            <w:pPr>
-              <w:pStyle w:val="Compact"/>
-              <w:jc w:val="left"/>
-            </w:pPr>
-            <w:r>
-              <w:t xml:space="preserve">wd2_hw34_comic_1, _2…</w:t>
-            </w:r>
-          </w:p>
-        </w:tc>
-        <w:tc>
-          <w:tcPr/>
-          <w:p>
-            <w:pPr>
-              <w:pStyle w:val="Compact"/>
-              <w:jc w:val="left"/>
-            </w:pPr>
-            <w:r>
-              <w:t xml:space="preserve">файлы в папке урока: P1</w:t>
-            </w:r>
-            <w:r>
-              <w:t xml:space="preserve"> </w:t>
-            </w:r>
-            <w:hyperlink r:id="rId54">
-              <w:r>
-                <w:rPr>
-                  <w:rStyle w:val="Hyperlink"/>
-                </w:rPr>
-                <w:t xml:space="preserve">открыть</w:t>
-              </w:r>
-            </w:hyperlink>
-            <w:r>
-              <w:t xml:space="preserve">, P2</w:t>
-            </w:r>
-            <w:r>
-              <w:t xml:space="preserve"> </w:t>
-            </w:r>
-            <w:hyperlink r:id="rId55">
-              <w:r>
-                <w:rPr>
-                  <w:rStyle w:val="Hyperlink"/>
-                </w:rPr>
-                <w:t xml:space="preserve">открыть</w:t>
-              </w:r>
-            </w:hyperlink>
-            <w:r>
-              <w:t xml:space="preserve">, P3</w:t>
-            </w:r>
-            <w:r>
-              <w:t xml:space="preserve"> </w:t>
-            </w:r>
-            <w:hyperlink r:id="rId56">
-              <w:r>
-                <w:rPr>
-                  <w:rStyle w:val="Hyperlink"/>
-                </w:rPr>
-                <w:t xml:space="preserve">открыть</w:t>
-              </w:r>
-            </w:hyperlink>
-            <w:r>
-              <w:t xml:space="preserve">, P4</w:t>
-            </w:r>
-            <w:r>
-              <w:t xml:space="preserve"> </w:t>
-            </w:r>
-            <w:hyperlink r:id="rId57">
-              <w:r>
-                <w:rPr>
-                  <w:rStyle w:val="Hyperlink"/>
-                </w:rPr>
-                <w:t xml:space="preserve">открыть</w:t>
-              </w:r>
-            </w:hyperlink>
-            <w:r>
-              <w:t xml:space="preserve">, U1</w:t>
-            </w:r>
-            <w:r>
-              <w:t xml:space="preserve"> </w:t>
-            </w:r>
-            <w:hyperlink r:id="rId58">
-              <w:r>
-                <w:rPr>
-                  <w:rStyle w:val="Hyperlink"/>
-                </w:rPr>
-                <w:t xml:space="preserve">открыть</w:t>
-              </w:r>
-            </w:hyperlink>
-            <w:r>
-              <w:t xml:space="preserve">, U2</w:t>
-            </w:r>
-            <w:r>
-              <w:t xml:space="preserve"> </w:t>
-            </w:r>
-            <w:hyperlink r:id="rId59">
-              <w:r>
-                <w:rPr>
-                  <w:rStyle w:val="Hyperlink"/>
-                </w:rPr>
-                <w:t xml:space="preserve">открыть</w:t>
-              </w:r>
-            </w:hyperlink>
-            <w:r>
-              <w:t xml:space="preserve">, U3</w:t>
-            </w:r>
-            <w:r>
-              <w:t xml:space="preserve"> </w:t>
-            </w:r>
-            <w:hyperlink r:id="rId60">
-              <w:r>
-                <w:rPr>
-                  <w:rStyle w:val="Hyperlink"/>
-                </w:rPr>
-                <w:t xml:space="preserve">открыть</w:t>
-              </w:r>
-            </w:hyperlink>
-            <w:r>
-              <w:t xml:space="preserve">, U4</w:t>
-            </w:r>
-            <w:r>
-              <w:t xml:space="preserve"> </w:t>
-            </w:r>
-            <w:hyperlink r:id="rId61">
-              <w:r>
-                <w:rPr>
-                  <w:rStyle w:val="Hyperlink"/>
-                </w:rPr>
-                <w:t xml:space="preserve">открыть</w:t>
-              </w:r>
-            </w:hyperlink>
-            <w:r>
-              <w:t xml:space="preserve">, D1</w:t>
-            </w:r>
-            <w:r>
-              <w:t xml:space="preserve"> </w:t>
-            </w:r>
-            <w:hyperlink r:id="rId62">
-              <w:r>
-                <w:rPr>
-                  <w:rStyle w:val="Hyperlink"/>
-                </w:rPr>
-                <w:t xml:space="preserve">открыть</w:t>
-              </w:r>
-            </w:hyperlink>
-            <w:r>
-              <w:t xml:space="preserve">, D2</w:t>
-            </w:r>
-            <w:r>
-              <w:t xml:space="preserve"> </w:t>
-            </w:r>
-            <w:hyperlink r:id="rId63">
-              <w:r>
-                <w:rPr>
-                  <w:rStyle w:val="Hyperlink"/>
-                </w:rPr>
-                <w:t xml:space="preserve">открыть</w:t>
-              </w:r>
-            </w:hyperlink>
-            <w:r>
-              <w:t xml:space="preserve">, D3</w:t>
-            </w:r>
-            <w:r>
-              <w:t xml:space="preserve"> </w:t>
-            </w:r>
-            <w:hyperlink r:id="rId64">
-              <w:r>
-                <w:rPr>
-                  <w:rStyle w:val="Hyperlink"/>
-                </w:rPr>
-                <w:t xml:space="preserve">открыть</w:t>
-              </w:r>
-            </w:hyperlink>
-            <w:r>
-              <w:t xml:space="preserve">, G1</w:t>
-            </w:r>
-            <w:r>
-              <w:t xml:space="preserve"> </w:t>
-            </w:r>
-            <w:hyperlink r:id="rId65">
-              <w:r>
-                <w:rPr>
-                  <w:rStyle w:val="Hyperlink"/>
-                </w:rPr>
-                <w:t xml:space="preserve">открыть</w:t>
-              </w:r>
-            </w:hyperlink>
-            <w:r>
-              <w:t xml:space="preserve">, G2</w:t>
-            </w:r>
-            <w:r>
-              <w:t xml:space="preserve"> </w:t>
-            </w:r>
-            <w:hyperlink r:id="rId66">
-              <w:r>
-                <w:rPr>
-                  <w:rStyle w:val="Hyperlink"/>
-                </w:rPr>
-                <w:t xml:space="preserve">открыть</w:t>
-              </w:r>
-            </w:hyperlink>
-          </w:p>
-        </w:tc>
-        <w:tc>
-          <w:tcPr/>
-          <w:p>
-            <w:pPr>
-              <w:pStyle w:val="Compact"/>
-              <w:jc w:val="left"/>
-            </w:pPr>
-            <w:r>
-              <w:t xml:space="preserve">новым блоком после б8</w:t>
+              <w:t xml:space="preserve">б9 «Самый лучший план»</w:t>
+            </w:r>
+          </w:p>
+        </w:tc>
+        <w:tc>
+          <w:tcPr/>
+          <w:p>
+            <w:pPr>
+              <w:pStyle w:val="Compact"/>
+              <w:jc w:val="left"/>
+            </w:pPr>
+            <w:r>
+              <w:t xml:space="preserve">б10 Нажми на героя, который говорит (кадр 3: Дракоша, Единорог) · б11 Повтори за героем («I want to eat flying cupcakes!»)</w:t>
             </w:r>
           </w:p>
         </w:tc>
@@ -3010,60 +2493,19 @@
               <w:jc w:val="left"/>
             </w:pPr>
             <w:r>
-              <w:t xml:space="preserve">.pptx урока 42, слайд 11</w:t>
-            </w:r>
-          </w:p>
-        </w:tc>
-        <w:tc>
-          <w:tcPr/>
-          <w:p>
-            <w:pPr>
-              <w:pStyle w:val="Compact"/>
-              <w:jc w:val="left"/>
-            </w:pPr>
-            <w:r>
-              <w:t xml:space="preserve">wd2_hw42_comic_1, _2…</w:t>
-            </w:r>
-          </w:p>
-        </w:tc>
-        <w:tc>
-          <w:tcPr/>
-          <w:p>
-            <w:pPr>
-              <w:pStyle w:val="Compact"/>
-              <w:jc w:val="left"/>
-            </w:pPr>
-            <w:r>
-              <w:t xml:space="preserve">папка</w:t>
-            </w:r>
-            <w:r>
-              <w:t xml:space="preserve"> </w:t>
-            </w:r>
-            <w:hyperlink r:id="rId67">
-              <w:r>
-                <w:rPr>
-                  <w:rStyle w:val="Hyperlink"/>
-                </w:rPr>
-                <w:t xml:space="preserve">открыть</w:t>
-              </w:r>
-            </w:hyperlink>
-            <w:r>
-              <w:t xml:space="preserve"> </w:t>
-            </w:r>
-            <w:r>
-              <w:t xml:space="preserve">— все mp3</w:t>
-            </w:r>
-          </w:p>
-        </w:tc>
-        <w:tc>
-          <w:tcPr/>
-          <w:p>
-            <w:pPr>
-              <w:pStyle w:val="Compact"/>
-              <w:jc w:val="left"/>
-            </w:pPr>
-            <w:r>
-              <w:t xml:space="preserve">на место б7 — там фальшивый комикс «Комикс про Дракошу. Расставь кадры»</w:t>
+              <w:t xml:space="preserve">б7 «Собираем чемоданы»</w:t>
+            </w:r>
+          </w:p>
+        </w:tc>
+        <w:tc>
+          <w:tcPr/>
+          <w:p>
+            <w:pPr>
+              <w:pStyle w:val="Compact"/>
+              <w:jc w:val="left"/>
+            </w:pPr>
+            <w:r>
+              <w:t xml:space="preserve">б8 Расставь по порядку (1, 3, 5) · б9 Кто это сказал? · б10 Что ты видишь? (кадр 2)</w:t>
             </w:r>
           </w:p>
         </w:tc>
@@ -3089,71 +2531,19 @@
               <w:jc w:val="left"/>
             </w:pPr>
             <w:r>
-              <w:t xml:space="preserve">готовая картинка</w:t>
-            </w:r>
-            <w:r>
-              <w:t xml:space="preserve"> </w:t>
-            </w:r>
-            <w:hyperlink r:id="rId68">
-              <w:r>
-                <w:rPr>
-                  <w:rStyle w:val="Hyperlink"/>
-                </w:rPr>
-                <w:t xml:space="preserve">открыть</w:t>
-              </w:r>
-            </w:hyperlink>
-          </w:p>
-        </w:tc>
-        <w:tc>
-          <w:tcPr/>
-          <w:p>
-            <w:pPr>
-              <w:pStyle w:val="Compact"/>
-              <w:jc w:val="left"/>
-            </w:pPr>
-            <w:r>
-              <w:t xml:space="preserve">wd2_hw50_comic_1, _2…</w:t>
-            </w:r>
-          </w:p>
-        </w:tc>
-        <w:tc>
-          <w:tcPr/>
-          <w:p>
-            <w:pPr>
-              <w:pStyle w:val="Compact"/>
-              <w:jc w:val="left"/>
-            </w:pPr>
-            <w:r>
-              <w:t xml:space="preserve">папка</w:t>
-            </w:r>
-            <w:r>
-              <w:t xml:space="preserve"> </w:t>
-            </w:r>
-            <w:hyperlink r:id="rId69">
-              <w:r>
-                <w:rPr>
-                  <w:rStyle w:val="Hyperlink"/>
-                </w:rPr>
-                <w:t xml:space="preserve">открыть</w:t>
-              </w:r>
-            </w:hyperlink>
-            <w:r>
-              <w:t xml:space="preserve"> </w:t>
-            </w:r>
-            <w:r>
-              <w:t xml:space="preserve">— все mp3</w:t>
-            </w:r>
-          </w:p>
-        </w:tc>
-        <w:tc>
-          <w:tcPr/>
-          <w:p>
-            <w:pPr>
-              <w:pStyle w:val="Compact"/>
-              <w:jc w:val="left"/>
-            </w:pPr>
-            <w:r>
-              <w:t xml:space="preserve">на место б7 — фальшивый комикс «Комикс про музей»</w:t>
+              <w:t xml:space="preserve">б7 «В музее»</w:t>
+            </w:r>
+          </w:p>
+        </w:tc>
+        <w:tc>
+          <w:tcPr/>
+          <w:p>
+            <w:pPr>
+              <w:pStyle w:val="Compact"/>
+              <w:jc w:val="left"/>
+            </w:pPr>
+            <w:r>
+              <w:t xml:space="preserve">б8 Кто это сказал? · б9 Послушай и соедини (кадры 1, 2, 5) · б10 Повтори за героем («Wow… so beautiful!»)</w:t>
             </w:r>
           </w:p>
         </w:tc>
@@ -3179,60 +2569,19 @@
               <w:jc w:val="left"/>
             </w:pPr>
             <w:r>
-              <w:t xml:space="preserve">.pptx урока 59, номер слайда в плане не указан</w:t>
-            </w:r>
-          </w:p>
-        </w:tc>
-        <w:tc>
-          <w:tcPr/>
-          <w:p>
-            <w:pPr>
-              <w:pStyle w:val="Compact"/>
-              <w:jc w:val="left"/>
-            </w:pPr>
-            <w:r>
-              <w:t xml:space="preserve">wd2_hw59_comic_1, _2…</w:t>
-            </w:r>
-          </w:p>
-        </w:tc>
-        <w:tc>
-          <w:tcPr/>
-          <w:p>
-            <w:pPr>
-              <w:pStyle w:val="Compact"/>
-              <w:jc w:val="left"/>
-            </w:pPr>
-            <w:r>
-              <w:t xml:space="preserve">папка</w:t>
-            </w:r>
-            <w:r>
-              <w:t xml:space="preserve"> </w:t>
-            </w:r>
-            <w:hyperlink r:id="rId70">
-              <w:r>
-                <w:rPr>
-                  <w:rStyle w:val="Hyperlink"/>
-                </w:rPr>
-                <w:t xml:space="preserve">открыть</w:t>
-              </w:r>
-            </w:hyperlink>
-            <w:r>
-              <w:t xml:space="preserve"> </w:t>
-            </w:r>
-            <w:r>
-              <w:t xml:space="preserve">— все mp3</w:t>
-            </w:r>
-          </w:p>
-        </w:tc>
-        <w:tc>
-          <w:tcPr/>
-          <w:p>
-            <w:pPr>
-              <w:pStyle w:val="Compact"/>
-              <w:jc w:val="left"/>
-            </w:pPr>
-            <w:r>
-              <w:t xml:space="preserve">на место б8 — фальшивый комикс «Комикс про полёт»</w:t>
+              <w:t xml:space="preserve">б8 «Ракета»</w:t>
+            </w:r>
+          </w:p>
+        </w:tc>
+        <w:tc>
+          <w:tcPr/>
+          <w:p>
+            <w:pPr>
+              <w:pStyle w:val="Compact"/>
+              <w:jc w:val="left"/>
+            </w:pPr>
+            <w:r>
+              <w:t xml:space="preserve">б9 Расставь по порядку (1, 3, 5) · б10 Нажми на героя (кадр 4: Принцесса, Дракоша) · б11 Что ты видишь? (кадр 1)</w:t>
             </w:r>
           </w:p>
         </w:tc>
@@ -3258,60 +2607,19 @@
               <w:jc w:val="left"/>
             </w:pPr>
             <w:r>
-              <w:t xml:space="preserve">.pptx урока 67, номер слайда в плане не указан</w:t>
-            </w:r>
-          </w:p>
-        </w:tc>
-        <w:tc>
-          <w:tcPr/>
-          <w:p>
-            <w:pPr>
-              <w:pStyle w:val="Compact"/>
-              <w:jc w:val="left"/>
-            </w:pPr>
-            <w:r>
-              <w:t xml:space="preserve">wd2_hw67_comic_1, _2…</w:t>
-            </w:r>
-          </w:p>
-        </w:tc>
-        <w:tc>
-          <w:tcPr/>
-          <w:p>
-            <w:pPr>
-              <w:pStyle w:val="Compact"/>
-              <w:jc w:val="left"/>
-            </w:pPr>
-            <w:r>
-              <w:t xml:space="preserve">папка</w:t>
-            </w:r>
-            <w:r>
-              <w:t xml:space="preserve"> </w:t>
-            </w:r>
-            <w:hyperlink r:id="rId71">
-              <w:r>
-                <w:rPr>
-                  <w:rStyle w:val="Hyperlink"/>
-                </w:rPr>
-                <w:t xml:space="preserve">открыть</w:t>
-              </w:r>
-            </w:hyperlink>
-            <w:r>
-              <w:t xml:space="preserve"> </w:t>
-            </w:r>
-            <w:r>
-              <w:t xml:space="preserve">— все mp3</w:t>
-            </w:r>
-          </w:p>
-        </w:tc>
-        <w:tc>
-          <w:tcPr/>
-          <w:p>
-            <w:pPr>
-              <w:pStyle w:val="Compact"/>
-              <w:jc w:val="left"/>
-            </w:pPr>
-            <w:r>
-              <w:t xml:space="preserve">на место б7 — фальшивый комикс «Комикс про полёт»</w:t>
+              <w:t xml:space="preserve">б7 «Скафандры»</w:t>
+            </w:r>
+          </w:p>
+        </w:tc>
+        <w:tc>
+          <w:tcPr/>
+          <w:p>
+            <w:pPr>
+              <w:pStyle w:val="Compact"/>
+              <w:jc w:val="left"/>
+            </w:pPr>
+            <w:r>
+              <w:t xml:space="preserve">б8 Послушай и соедини (кадры 1, 2, 5) · б9 Кто это сказал? («My horn / My gloves / My tail») · б10 Повтори за героем («It’s easy!»)</w:t>
             </w:r>
           </w:p>
         </w:tc>
@@ -3337,60 +2645,19 @@
               <w:jc w:val="left"/>
             </w:pPr>
             <w:r>
-              <w:t xml:space="preserve">.pptx урока 75, номер слайда в плане не указан</w:t>
-            </w:r>
-          </w:p>
-        </w:tc>
-        <w:tc>
-          <w:tcPr/>
-          <w:p>
-            <w:pPr>
-              <w:pStyle w:val="Compact"/>
-              <w:jc w:val="left"/>
-            </w:pPr>
-            <w:r>
-              <w:t xml:space="preserve">wd2_hw75_comic_1, _2…</w:t>
-            </w:r>
-          </w:p>
-        </w:tc>
-        <w:tc>
-          <w:tcPr/>
-          <w:p>
-            <w:pPr>
-              <w:pStyle w:val="Compact"/>
-              <w:jc w:val="left"/>
-            </w:pPr>
-            <w:r>
-              <w:t xml:space="preserve">папка</w:t>
-            </w:r>
-            <w:r>
-              <w:t xml:space="preserve"> </w:t>
-            </w:r>
-            <w:hyperlink r:id="rId72">
-              <w:r>
-                <w:rPr>
-                  <w:rStyle w:val="Hyperlink"/>
-                </w:rPr>
-                <w:t xml:space="preserve">открыть</w:t>
-              </w:r>
-            </w:hyperlink>
-            <w:r>
-              <w:t xml:space="preserve"> </w:t>
-            </w:r>
-            <w:r>
-              <w:t xml:space="preserve">— все mp3</w:t>
-            </w:r>
-          </w:p>
-        </w:tc>
-        <w:tc>
-          <w:tcPr/>
-          <w:p>
-            <w:pPr>
-              <w:pStyle w:val="Compact"/>
-              <w:jc w:val="left"/>
-            </w:pPr>
-            <w:r>
-              <w:t xml:space="preserve">на место б6 — фальшивый комикс «Комикс про пустыню с минералами»</w:t>
+              <w:t xml:space="preserve">б6 «На Марсе»</w:t>
+            </w:r>
+          </w:p>
+        </w:tc>
+        <w:tc>
+          <w:tcPr/>
+          <w:p>
+            <w:pPr>
+              <w:pStyle w:val="Compact"/>
+              <w:jc w:val="left"/>
+            </w:pPr>
+            <w:r>
+              <w:t xml:space="preserve">б7 Кто это сказал? (с марсианином) · б8 Расставь по порядку (2, 4, 5) · б9 Что ты видишь? (кадр 5)</w:t>
             </w:r>
           </w:p>
         </w:tc>
@@ -3401,11 +2668,23 @@
         <w:pStyle w:val="BodyText"/>
       </w:pPr>
       <w:r>
-        <w:t xml:space="preserve">Если номер слайда не указан — комикс в презентации идёт подряд несколькими слайдами с репликами героев; возьмите их все.</w:t>
+        <w:t xml:space="preserve">Кто какую реплику говорит, я брал из имени файла (D — Дракоша, P — Принцесса, U — Единорог, G — бабушка, B — Банни, M — марсианин), а сами реплики расшифровал распознаванием речи и сверил с картинкой. Полный список —</w:t>
+      </w:r>
+      <w:r>
+        <w:t xml:space="preserve"> </w:t>
+      </w:r>
+      <w:r>
+        <w:rPr>
+          <w:rStyle w:val="VerbatimChar"/>
+        </w:rPr>
+        <w:t xml:space="preserve">docs/vychitka/wd2/komiksy.md</w:t>
+      </w:r>
+      <w:r>
+        <w:t xml:space="preserve">.</w:t>
       </w:r>
     </w:p>
-    <w:bookmarkEnd w:id="73"/>
-    <w:bookmarkEnd w:id="74"/>
+    <w:bookmarkEnd w:id="43"/>
+    <w:bookmarkEnd w:id="44"/>
     <w:sectPr/>
   </w:body>
 </w:document>

--- a/docs/vychitka/wd2/WD2_ot_vas.docx
+++ b/docs/vychitka/wd2/WD2_ot_vas.docx
@@ -2,7 +2,7 @@
 <file path=word/document.xml><?xml version="1.0" encoding="utf-8"?>
 <w:document xmlns:w="http://schemas.openxmlformats.org/wordprocessingml/2006/main" xmlns:m="http://schemas.openxmlformats.org/officeDocument/2006/math" xmlns:r="http://schemas.openxmlformats.org/officeDocument/2006/relationships" xmlns:o="urn:schemas-microsoft-com:office:office" xmlns:v="urn:schemas-microsoft-com:vml" xmlns:w10="urn:schemas-microsoft-com:office:word" xmlns:a="http://schemas.openxmlformats.org/drawingml/2006/main" xmlns:pic="http://schemas.openxmlformats.org/drawingml/2006/picture" xmlns:wp="http://schemas.openxmlformats.org/drawingml/2006/wordprocessingDrawing">
   <w:body>
-    <w:bookmarkStart w:id="44" w:name="wow-dragon-2-что-нужно-от-вас"/>
+    <w:bookmarkStart w:id="45" w:name="wow-dragon-2-что-нужно-от-вас"/>
     <w:p>
       <w:pPr>
         <w:pStyle w:val="Heading1"/>
@@ -238,6 +238,91 @@
             </w:pPr>
             <w:r>
               <w:t xml:space="preserve">Посмотреть комиксы и задания по ним в 9 домашках (раздел 3) — подходит ли, верно ли сопоставлены реплики</w:t>
+            </w:r>
+          </w:p>
+        </w:tc>
+        <w:tc>
+          <w:tcPr/>
+          <w:p>
+            <w:pPr>
+              <w:pStyle w:val="Compact"/>
+              <w:jc w:val="left"/>
+            </w:pPr>
+            <w:r>
+              <w:t xml:space="preserve">☐</w:t>
+            </w:r>
+          </w:p>
+        </w:tc>
+      </w:tr>
+      <w:tr>
+        <w:tc>
+          <w:tcPr/>
+          <w:p>
+            <w:pPr>
+              <w:pStyle w:val="Compact"/>
+              <w:jc w:val="left"/>
+            </w:pPr>
+            <w:r>
+              <w:t xml:space="preserve">3б</w:t>
+            </w:r>
+          </w:p>
+        </w:tc>
+        <w:tc>
+          <w:tcPr/>
+          <w:p>
+            <w:pPr>
+              <w:pStyle w:val="Compact"/>
+              <w:jc w:val="left"/>
+            </w:pPr>
+            <w:r>
+              <w:t xml:space="preserve">При своей вычитке глазами пройти комиксы по списку проверки (раздел 3, в конце)</w:t>
+            </w:r>
+          </w:p>
+        </w:tc>
+        <w:tc>
+          <w:tcPr/>
+          <w:p>
+            <w:pPr>
+              <w:pStyle w:val="Compact"/>
+              <w:jc w:val="left"/>
+            </w:pPr>
+            <w:r>
+              <w:t xml:space="preserve">☐</w:t>
+            </w:r>
+          </w:p>
+        </w:tc>
+      </w:tr>
+      <w:tr>
+        <w:tc>
+          <w:tcPr/>
+          <w:p>
+            <w:pPr>
+              <w:pStyle w:val="Compact"/>
+              <w:jc w:val="left"/>
+            </w:pPr>
+            <w:r>
+              <w:t xml:space="preserve">3в</w:t>
+            </w:r>
+          </w:p>
+        </w:tc>
+        <w:tc>
+          <w:tcPr/>
+          <w:p>
+            <w:pPr>
+              <w:pStyle w:val="Compact"/>
+              <w:jc w:val="left"/>
+            </w:pPr>
+            <w:r>
+              <w:t xml:space="preserve">Картинка марсианина для ДЗ 75 «Кто это сказал?» — сгенерировать по промпту из чата или прислать, если есть исходник героя; положить в папку на Google Диске или в бакет</w:t>
+            </w:r>
+            <w:r>
+              <w:t xml:space="preserve"> </w:t>
+            </w:r>
+            <w:r>
+              <w:rPr>
+                <w:rStyle w:val="VerbatimChar"/>
+              </w:rPr>
+              <w:t xml:space="preserve">wowdragon/comics/</w:t>
             </w:r>
           </w:p>
         </w:tc>
@@ -2250,7 +2335,7 @@
       </w:tr>
     </w:tbl>
     <w:bookmarkEnd w:id="42"/>
-    <w:bookmarkStart w:id="43" w:name="комиксы-посмотреть"/>
+    <w:bookmarkStart w:id="44" w:name="комиксы-посмотреть"/>
     <w:p>
       <w:pPr>
         <w:pStyle w:val="Heading2"/>
@@ -2657,7 +2742,7 @@
               <w:jc w:val="left"/>
             </w:pPr>
             <w:r>
-              <w:t xml:space="preserve">б7 Кто это сказал? (с марсианином) · б8 Расставь по порядку (2, 4, 5) · б9 Что ты видишь? (кадр 5)</w:t>
+              <w:t xml:space="preserve">б7 Кто это сказал? (пока без марсианина — ждём картинку, п. 3в) · б8 Расставь по порядку (2, 4, 5) · б9 Что ты видишь? (кадр 5)</w:t>
             </w:r>
           </w:p>
         </w:tc>
@@ -2683,8 +2768,90 @@
         <w:t xml:space="preserve">.</w:t>
       </w:r>
     </w:p>
+    <w:bookmarkStart w:id="43" w:name="Xedd3d88268104beaebca824ceaa3c6e2f56dd3c"/>
+    <w:p>
+      <w:pPr>
+        <w:pStyle w:val="Heading3"/>
+      </w:pPr>
+      <w:r>
+        <w:t xml:space="preserve">Список проверки комиксов (для вычитки глазами)</w:t>
+      </w:r>
+    </w:p>
+    <w:p>
+      <w:pPr>
+        <w:numPr>
+          <w:ilvl w:val="0"/>
+          <w:numId w:val="1001"/>
+        </w:numPr>
+        <w:pStyle w:val="Compact"/>
+      </w:pPr>
+      <w:r>
+        <w:t xml:space="preserve">Заголовок блока с комиксом — «Посмотри и послушай комикс», а не «Прочитай».</w:t>
+      </w:r>
+    </w:p>
+    <w:p>
+      <w:pPr>
+        <w:numPr>
+          <w:ilvl w:val="0"/>
+          <w:numId w:val="1001"/>
+        </w:numPr>
+        <w:pStyle w:val="Compact"/>
+      </w:pPr>
+      <w:r>
+        <w:t xml:space="preserve">Кнопка «Кадр N» играет реплики именно этого кадра и по порядку.</w:t>
+      </w:r>
+    </w:p>
+    <w:p>
+      <w:pPr>
+        <w:numPr>
+          <w:ilvl w:val="0"/>
+          <w:numId w:val="1001"/>
+        </w:numPr>
+        <w:pStyle w:val="Compact"/>
+      </w:pPr>
+      <w:r>
+        <w:t xml:space="preserve">В «Кто это сказал?» картинки героев чёткие (не растянутые, не пиксельные) и без кусков соседних героев или облачков.</w:t>
+      </w:r>
+    </w:p>
+    <w:p>
+      <w:pPr>
+        <w:numPr>
+          <w:ilvl w:val="0"/>
+          <w:numId w:val="1001"/>
+        </w:numPr>
+        <w:pStyle w:val="Compact"/>
+      </w:pPr>
+      <w:r>
+        <w:t xml:space="preserve">В «Нажми на героя» нажатие на говорящего героя засчитывается, на другого — нет.</w:t>
+      </w:r>
+    </w:p>
+    <w:p>
+      <w:pPr>
+        <w:numPr>
+          <w:ilvl w:val="0"/>
+          <w:numId w:val="1001"/>
+        </w:numPr>
+        <w:pStyle w:val="Compact"/>
+      </w:pPr>
+      <w:r>
+        <w:t xml:space="preserve">В «Расставь по порядку» и «Соедини» кадры разные и порядок понятен по картинкам.</w:t>
+      </w:r>
+    </w:p>
+    <w:p>
+      <w:pPr>
+        <w:numPr>
+          <w:ilvl w:val="0"/>
+          <w:numId w:val="1001"/>
+        </w:numPr>
+        <w:pStyle w:val="Compact"/>
+      </w:pPr>
+      <w:r>
+        <w:t xml:space="preserve">В «Повтори за героем» образец — именно та реплика, что видна на картинке.</w:t>
+      </w:r>
+    </w:p>
     <w:bookmarkEnd w:id="43"/>
     <w:bookmarkEnd w:id="44"/>
+    <w:bookmarkEnd w:id="45"/>
     <w:sectPr/>
   </w:body>
 </w:document>
@@ -2791,8 +2958,87 @@
       </w:pPr>
     </w:lvl>
   </w:abstractNum>
+  <w:abstractNum w:abstractNumId="991">
+    <w:nsid w:val="A991"/>
+    <w:multiLevelType w:val="multilevel"/>
+    <w:lvl w:ilvl="0">
+      <w:numFmt w:val="bullet"/>
+      <w:lvlText w:val="•"/>
+      <w:lvlJc w:val="left"/>
+      <w:pPr>
+        <w:ind w:left="720" w:hanging="480"/>
+      </w:pPr>
+    </w:lvl>
+    <w:lvl w:ilvl="1">
+      <w:numFmt w:val="bullet"/>
+      <w:lvlText w:val="–"/>
+      <w:lvlJc w:val="left"/>
+      <w:pPr>
+        <w:ind w:left="1440" w:hanging="480"/>
+      </w:pPr>
+    </w:lvl>
+    <w:lvl w:ilvl="2">
+      <w:numFmt w:val="bullet"/>
+      <w:lvlText w:val="•"/>
+      <w:lvlJc w:val="left"/>
+      <w:pPr>
+        <w:ind w:left="2160" w:hanging="480"/>
+      </w:pPr>
+    </w:lvl>
+    <w:lvl w:ilvl="3">
+      <w:numFmt w:val="bullet"/>
+      <w:lvlText w:val="–"/>
+      <w:lvlJc w:val="left"/>
+      <w:pPr>
+        <w:ind w:left="2880" w:hanging="480"/>
+      </w:pPr>
+    </w:lvl>
+    <w:lvl w:ilvl="4">
+      <w:numFmt w:val="bullet"/>
+      <w:lvlText w:val="•"/>
+      <w:lvlJc w:val="left"/>
+      <w:pPr>
+        <w:ind w:left="3600" w:hanging="480"/>
+      </w:pPr>
+    </w:lvl>
+    <w:lvl w:ilvl="5">
+      <w:numFmt w:val="bullet"/>
+      <w:lvlText w:val="–"/>
+      <w:lvlJc w:val="left"/>
+      <w:pPr>
+        <w:ind w:left="4320" w:hanging="480"/>
+      </w:pPr>
+    </w:lvl>
+    <w:lvl w:ilvl="6">
+      <w:numFmt w:val="bullet"/>
+      <w:lvlText w:val="•"/>
+      <w:lvlJc w:val="left"/>
+      <w:pPr>
+        <w:ind w:left="5040" w:hanging="480"/>
+      </w:pPr>
+    </w:lvl>
+    <w:lvl w:ilvl="7">
+      <w:numFmt w:val="bullet"/>
+      <w:lvlText w:val="–"/>
+      <w:lvlJc w:val="left"/>
+      <w:pPr>
+        <w:ind w:left="5760" w:hanging="480"/>
+      </w:pPr>
+    </w:lvl>
+    <w:lvl w:ilvl="8">
+      <w:numFmt w:val="bullet"/>
+      <w:lvlText w:val="•"/>
+      <w:lvlJc w:val="left"/>
+      <w:pPr>
+        <w:ind w:left="6480" w:hanging="480"/>
+      </w:pPr>
+    </w:lvl>
+  </w:abstractNum>
   <w:num w:numId="1000">
     <w:abstractNumId w:val="990"/>
+  </w:num>
+  <w:num w:numId="1001">
+    <w:abstractNumId w:val="991"/>
   </w:num>
 </w:numbering>
 </file>

--- a/docs/vychitka/wd2/WD2_ot_vas.docx
+++ b/docs/vychitka/wd2/WD2_ot_vas.docx
@@ -313,7 +313,45 @@
               <w:jc w:val="left"/>
             </w:pPr>
             <w:r>
-              <w:t xml:space="preserve">Картинка марсианина для ДЗ 75 «Кто это сказал?» — сгенерировать по промпту из чата или прислать, если есть исходник героя; положить в папку на Google Диске или в бакет</w:t>
+              <w:t xml:space="preserve">Картинка марсианина для ДЗ 75 «Кто это сказал?»</w:t>
+            </w:r>
+          </w:p>
+        </w:tc>
+        <w:tc>
+          <w:tcPr/>
+          <w:p>
+            <w:pPr>
+              <w:pStyle w:val="Compact"/>
+              <w:jc w:val="left"/>
+            </w:pPr>
+            <w:r>
+              <w:t xml:space="preserve">✅ сделано, вставлено</w:t>
+            </w:r>
+          </w:p>
+        </w:tc>
+      </w:tr>
+      <w:tr>
+        <w:tc>
+          <w:tcPr/>
+          <w:p>
+            <w:pPr>
+              <w:pStyle w:val="Compact"/>
+              <w:jc w:val="left"/>
+            </w:pPr>
+            <w:r>
+              <w:t xml:space="preserve">3г</w:t>
+            </w:r>
+          </w:p>
+        </w:tc>
+        <w:tc>
+          <w:tcPr/>
+          <w:p>
+            <w:pPr>
+              <w:pStyle w:val="Compact"/>
+              <w:jc w:val="left"/>
+            </w:pPr>
+            <w:r>
+              <w:t xml:space="preserve">Картинка Банни на белом фоне для ДЗ 18 «Кто это сказал?» — сгенерировать по промпту из чата с образцом</w:t>
             </w:r>
             <w:r>
               <w:t xml:space="preserve"> </w:t>
@@ -322,7 +360,13 @@
               <w:rPr>
                 <w:rStyle w:val="VerbatimChar"/>
               </w:rPr>
-              <w:t xml:space="preserve">wowdragon/comics/</w:t>
+              <w:t xml:space="preserve">obrazcy/banni_iz_komiksa.png</w:t>
+            </w:r>
+            <w:r>
+              <w:t xml:space="preserve"> </w:t>
+            </w:r>
+            <w:r>
+              <w:t xml:space="preserve">и прислать в чат</w:t>
             </w:r>
           </w:p>
         </w:tc>
@@ -2742,7 +2786,7 @@
               <w:jc w:val="left"/>
             </w:pPr>
             <w:r>
-              <w:t xml:space="preserve">б7 Кто это сказал? (пока без марсианина — ждём картинку, п. 3в) · б8 Расставь по порядку (2, 4, 5) · б9 Что ты видишь? (кадр 5)</w:t>
+              <w:t xml:space="preserve">б7 Кто это сказал? (с марсианином) · б8 Расставь по порядку (2, 4, 5) · б9 Что ты видишь? (кадр 5)</w:t>
             </w:r>
           </w:p>
         </w:tc>

--- a/docs/vychitka/wd2/WD2_ot_vas.docx
+++ b/docs/vychitka/wd2/WD2_ot_vas.docx
@@ -351,34 +351,19 @@
               <w:jc w:val="left"/>
             </w:pPr>
             <w:r>
-              <w:t xml:space="preserve">Картинка Банни на белом фоне для ДЗ 18 «Кто это сказал?» — сгенерировать по промпту из чата с образцом</w:t>
-            </w:r>
-            <w:r>
-              <w:t xml:space="preserve"> </w:t>
-            </w:r>
-            <w:r>
-              <w:rPr>
-                <w:rStyle w:val="VerbatimChar"/>
-              </w:rPr>
-              <w:t xml:space="preserve">obrazcy/banni_iz_komiksa.png</w:t>
-            </w:r>
-            <w:r>
-              <w:t xml:space="preserve"> </w:t>
-            </w:r>
-            <w:r>
-              <w:t xml:space="preserve">и прислать в чат</w:t>
-            </w:r>
-          </w:p>
-        </w:tc>
-        <w:tc>
-          <w:tcPr/>
-          <w:p>
-            <w:pPr>
-              <w:pStyle w:val="Compact"/>
-              <w:jc w:val="left"/>
-            </w:pPr>
-            <w:r>
-              <w:t xml:space="preserve">☐</w:t>
+              <w:t xml:space="preserve">Картинка Банни на белом фоне для ДЗ 18 «Кто это сказал?»</w:t>
+            </w:r>
+          </w:p>
+        </w:tc>
+        <w:tc>
+          <w:tcPr/>
+          <w:p>
+            <w:pPr>
+              <w:pStyle w:val="Compact"/>
+              <w:jc w:val="left"/>
+            </w:pPr>
+            <w:r>
+              <w:t xml:space="preserve">✅ сделано, вставлено</w:t>
             </w:r>
           </w:p>
         </w:tc>

--- a/docs/vychitka/wd2/WD2_ot_vas.docx
+++ b/docs/vychitka/wd2/WD2_ot_vas.docx
@@ -427,34 +427,19 @@
               <w:jc w:val="left"/>
             </w:pPr>
             <w:r>
-              <w:t xml:space="preserve">Удалить временное правило загрузки в SQL Editor:</w:t>
-            </w:r>
-            <w:r>
-              <w:t xml:space="preserve"> </w:t>
-            </w:r>
-            <w:r>
-              <w:rPr>
-                <w:rStyle w:val="VerbatimChar"/>
-              </w:rPr>
-              <w:t xml:space="preserve">drop policy tmp_sm2_media_upload on storage.objects;</w:t>
-            </w:r>
-            <w:r>
-              <w:t xml:space="preserve"> </w:t>
-            </w:r>
-            <w:r>
-              <w:t xml:space="preserve">(оно уже выключено, загрузить через него ничего нельзя — это уборка)</w:t>
-            </w:r>
-          </w:p>
-        </w:tc>
-        <w:tc>
-          <w:tcPr/>
-          <w:p>
-            <w:pPr>
-              <w:pStyle w:val="Compact"/>
-              <w:jc w:val="left"/>
-            </w:pPr>
-            <w:r>
-              <w:t xml:space="preserve">☐</w:t>
+              <w:t xml:space="preserve">Удалить временное правило загрузки</w:t>
+            </w:r>
+          </w:p>
+        </w:tc>
+        <w:tc>
+          <w:tcPr/>
+          <w:p>
+            <w:pPr>
+              <w:pStyle w:val="Compact"/>
+              <w:jc w:val="left"/>
+            </w:pPr>
+            <w:r>
+              <w:t xml:space="preserve">✅ сделано</w:t>
             </w:r>
           </w:p>
         </w:tc>
@@ -480,34 +465,19 @@
               <w:jc w:val="left"/>
             </w:pPr>
             <w:r>
-              <w:t xml:space="preserve">Удалить ДЗ 81 в SQL Editor:</w:t>
-            </w:r>
-            <w:r>
-              <w:t xml:space="preserve"> </w:t>
-            </w:r>
-            <w:r>
-              <w:rPr>
-                <w:rStyle w:val="VerbatimChar"/>
-              </w:rPr>
-              <w:t xml:space="preserve">delete from classroom_lessons where id = 'a974c662-02e6-43d7-8d14-806a119277fc';</w:t>
-            </w:r>
-            <w:r>
-              <w:t xml:space="preserve"> </w:t>
-            </w:r>
-            <w:r>
-              <w:t xml:space="preserve">(урок уже скрыт и подписан «Удалить»)</w:t>
-            </w:r>
-          </w:p>
-        </w:tc>
-        <w:tc>
-          <w:tcPr/>
-          <w:p>
-            <w:pPr>
-              <w:pStyle w:val="Compact"/>
-              <w:jc w:val="left"/>
-            </w:pPr>
-            <w:r>
-              <w:t xml:space="preserve">☐</w:t>
+              <w:t xml:space="preserve">Удалить ДЗ 81</w:t>
+            </w:r>
+          </w:p>
+        </w:tc>
+        <w:tc>
+          <w:tcPr/>
+          <w:p>
+            <w:pPr>
+              <w:pStyle w:val="Compact"/>
+              <w:jc w:val="left"/>
+            </w:pPr>
+            <w:r>
+              <w:t xml:space="preserve">✅ сделано</w:t>
             </w:r>
           </w:p>
         </w:tc>
